--- a/Launcher/Templates/F_ТИПОВИЙ ДОГОВІР СИСТЕМИ КАРАОКЕ ГО УААСП.docx
+++ b/Launcher/Templates/F_ТИПОВИЙ ДОГОВІР СИСТЕМИ КАРАОКЕ ГО УААСП.docx
@@ -1,6 +1,6 @@
 
 <file path=word/document.xml><?xml version="1.0" encoding="utf-8"?>
-<w:document xmlns:wpc="http://schemas.microsoft.com/office/word/2010/wordprocessingCanvas" xmlns:cx="http://schemas.microsoft.com/office/drawing/2014/chartex" xmlns:cx1="http://schemas.microsoft.com/office/drawing/2015/9/8/chartex" xmlns:cx2="http://schemas.microsoft.com/office/drawing/2015/10/21/chartex" xmlns:cx3="http://schemas.microsoft.com/office/drawing/2016/5/9/chartex" xmlns:cx4="http://schemas.microsoft.com/office/drawing/2016/5/10/chartex" xmlns:cx5="http://schemas.microsoft.com/office/drawing/2016/5/11/chartex" xmlns:cx6="http://schemas.microsoft.com/office/drawing/2016/5/12/chartex" xmlns:cx7="http://schemas.microsoft.com/office/drawing/2016/5/13/chartex" xmlns:cx8="http://schemas.microsoft.com/office/drawing/2016/5/14/chartex" xmlns:mc="http://schemas.openxmlformats.org/markup-compatibility/2006" xmlns:aink="http://schemas.microsoft.com/office/drawing/2016/ink" xmlns:am3d="http://schemas.microsoft.com/office/drawing/2017/model3d" xmlns:o="urn:schemas-microsoft-com:office:office" xmlns:r="http://schemas.openxmlformats.org/officeDocument/2006/relationships" xmlns:m="http://schemas.openxmlformats.org/officeDocument/2006/math" xmlns:v="urn:schemas-microsoft-com:vml" xmlns:wp14="http://schemas.microsoft.com/office/word/2010/wordprocessingDrawing" xmlns:wp="http://schemas.openxmlformats.org/drawingml/2006/wordprocessingDrawing" xmlns:w10="urn:schemas-microsoft-com:office:word" xmlns:w="http://schemas.openxmlformats.org/wordprocessingml/2006/main" xmlns:w14="http://schemas.microsoft.com/office/word/2010/wordml" xmlns:w15="http://schemas.microsoft.com/office/word/2012/wordml" xmlns:w16cid="http://schemas.microsoft.com/office/word/2016/wordml/cid" xmlns:w16se="http://schemas.microsoft.com/office/word/2015/wordml/symex" xmlns:wpg="http://schemas.microsoft.com/office/word/2010/wordprocessingGroup" xmlns:wpi="http://schemas.microsoft.com/office/word/2010/wordprocessingInk" xmlns:wne="http://schemas.microsoft.com/office/word/2006/wordml" xmlns:wps="http://schemas.microsoft.com/office/word/2010/wordprocessingShape" mc:Ignorable="w14 w15 w16se w16cid wp14">
+<w:document xmlns:wpc="http://schemas.microsoft.com/office/word/2010/wordprocessingCanvas" xmlns:mc="http://schemas.openxmlformats.org/markup-compatibility/2006" xmlns:o="urn:schemas-microsoft-com:office:office" xmlns:r="http://schemas.openxmlformats.org/officeDocument/2006/relationships" xmlns:m="http://schemas.openxmlformats.org/officeDocument/2006/math" xmlns:v="urn:schemas-microsoft-com:vml" xmlns:wp14="http://schemas.microsoft.com/office/word/2010/wordprocessingDrawing" xmlns:wp="http://schemas.openxmlformats.org/drawingml/2006/wordprocessingDrawing" xmlns:w10="urn:schemas-microsoft-com:office:word" xmlns:w="http://schemas.openxmlformats.org/wordprocessingml/2006/main" xmlns:w14="http://schemas.microsoft.com/office/word/2010/wordml" xmlns:w15="http://schemas.microsoft.com/office/word/2012/wordml" xmlns:wpg="http://schemas.microsoft.com/office/word/2010/wordprocessingGroup" xmlns:wpi="http://schemas.microsoft.com/office/word/2010/wordprocessingInk" xmlns:wne="http://schemas.microsoft.com/office/word/2006/wordml" xmlns:wps="http://schemas.microsoft.com/office/word/2010/wordprocessingShape" mc:Ignorable="w14 w15 wp14">
   <w:body>
     <w:p>
       <w:pPr>
@@ -91,7 +91,7 @@
         <w:sdtContent>
           <w:r>
             <w:rPr>
-              <w:rStyle w:val="ae"/>
+              <w:rStyle w:val="ad"/>
             </w:rPr>
             <w:t>Место для ввода текста.</w:t>
           </w:r>
@@ -191,7 +191,7 @@
         <w:sdtContent>
           <w:r>
             <w:rPr>
-              <w:rStyle w:val="ae"/>
+              <w:rStyle w:val="ad"/>
               <w:lang w:val="uk-UA"/>
             </w:rPr>
             <w:t>Место для ввода текста.</w:t>
@@ -344,7 +344,7 @@
         <w:sdtContent>
           <w:r>
             <w:rPr>
-              <w:rStyle w:val="ae"/>
+              <w:rStyle w:val="ad"/>
             </w:rPr>
             <w:t>Место для ввода текста.</w:t>
           </w:r>
@@ -379,7 +379,7 @@
         <w:sdtContent>
           <w:r>
             <w:rPr>
-              <w:rStyle w:val="ae"/>
+              <w:rStyle w:val="ad"/>
             </w:rPr>
             <w:t>Место для ввода текста.</w:t>
           </w:r>
@@ -435,7 +435,7 @@
         <w:sdtContent>
           <w:r>
             <w:rPr>
-              <w:rStyle w:val="ae"/>
+              <w:rStyle w:val="ad"/>
             </w:rPr>
             <w:t>Место для ввода текста.</w:t>
           </w:r>
@@ -468,7 +468,7 @@
         <w:sdtContent>
           <w:r>
             <w:rPr>
-              <w:rStyle w:val="ae"/>
+              <w:rStyle w:val="ad"/>
               <w:rFonts w:eastAsia="Calibri"/>
               <w:b/>
             </w:rPr>
@@ -504,7 +504,7 @@
         <w:sdtContent>
           <w:r>
             <w:rPr>
-              <w:rStyle w:val="ae"/>
+              <w:rStyle w:val="ad"/>
             </w:rPr>
             <w:t>Место для ввода текста.</w:t>
           </w:r>
@@ -537,7 +537,7 @@
         <w:sdtContent>
           <w:r>
             <w:rPr>
-              <w:rStyle w:val="ae"/>
+              <w:rStyle w:val="ad"/>
               <w:rFonts w:eastAsia="Calibri"/>
               <w:b/>
             </w:rPr>
@@ -919,23 +919,7 @@
           <w:color w:val="000000"/>
           <w:shd w:val="clear" w:color="auto" w:fill="FFFFFF"/>
         </w:rPr>
-        <w:t xml:space="preserve"> - подання творів, </w:t>
-      </w:r>
-      <w:proofErr w:type="spellStart"/>
-      <w:r>
-        <w:rPr>
-          <w:color w:val="000000"/>
-          <w:shd w:val="clear" w:color="auto" w:fill="FFFFFF"/>
-        </w:rPr>
-        <w:t>виконань</w:t>
-      </w:r>
-      <w:proofErr w:type="spellEnd"/>
-      <w:r>
-        <w:rPr>
-          <w:color w:val="000000"/>
-          <w:shd w:val="clear" w:color="auto" w:fill="FFFFFF"/>
-        </w:rPr>
-        <w:t>, фонограм, передач організацій мовлення шляхом декламації, гри, співу, танцю та іншим способом як безпосередньо (у живому виконанні), так і за допомогою будь-яких пристроїв і процесів (за винятком передачі в ефір чи по кабелях) у місцях, де присутні чи можуть бути присутніми особи, які не належать до кола сім’ї або близьких знайомих цієї сім’ї, незалежно від того, чи присутні вони в одному місці і в один і той самий час або в різних місцях і в різний час;</w:t>
+        <w:t xml:space="preserve"> - подання творів, виконань, фонограм, передач організацій мовлення шляхом декламації, гри, співу, танцю та іншим способом як безпосередньо (у живому виконанні), так і за допомогою будь-яких пристроїв і процесів (за винятком передачі в ефір чи по кабелях) у місцях, де присутні чи можуть бути присутніми особи, які не належать до кола сім’ї або близьких знайомих цієї сім’ї, незалежно від того, чи присутні вони в одному місці і в один і той самий час або в різних місцях і в різний час;</w:t>
       </w:r>
     </w:p>
     <w:p>
@@ -955,7 +939,7 @@
       <w:hyperlink r:id="rId7" w:history="1">
         <w:r>
           <w:rPr>
-            <w:rStyle w:val="aa"/>
+            <w:rStyle w:val="a9"/>
           </w:rPr>
           <w:t>www.uacrr.org.ua</w:t>
         </w:r>
@@ -993,14 +977,12 @@
           <w:spacing w:val="0"/>
         </w:rPr>
       </w:pPr>
-      <w:proofErr w:type="spellStart"/>
       <w:r>
         <w:rPr>
           <w:b/>
         </w:rPr>
         <w:t>демо</w:t>
       </w:r>
-      <w:proofErr w:type="spellEnd"/>
       <w:r>
         <w:rPr>
           <w:b/>
@@ -1029,13 +1011,8 @@
         <w:t>система караоке</w:t>
       </w:r>
       <w:r>
-        <w:t xml:space="preserve">. Для використання музичних творів в </w:t>
-      </w:r>
-      <w:proofErr w:type="spellStart"/>
-      <w:r>
-        <w:t>демо</w:t>
-      </w:r>
-      <w:proofErr w:type="spellEnd"/>
+        <w:t>. Для використання музичних творів в демо</w:t>
+      </w:r>
       <w:r>
         <w:t>-</w:t>
       </w:r>
@@ -1529,17 +1506,8 @@
           <w:sz w:val="20"/>
           <w:szCs w:val="20"/>
         </w:rPr>
-        <w:t xml:space="preserve"> працює в </w:t>
-      </w:r>
-      <w:proofErr w:type="spellStart"/>
-      <w:r>
-        <w:rPr>
-          <w:sz w:val="20"/>
-          <w:szCs w:val="20"/>
-        </w:rPr>
-        <w:t>демо</w:t>
-      </w:r>
-      <w:proofErr w:type="spellEnd"/>
+        <w:t xml:space="preserve"> працює в демо</w:t>
+      </w:r>
       <w:r>
         <w:rPr>
           <w:sz w:val="20"/>
@@ -1643,7 +1611,7 @@
         <w:sdtContent>
           <w:r>
             <w:rPr>
-              <w:rStyle w:val="ae"/>
+              <w:rStyle w:val="ad"/>
             </w:rPr>
             <w:t>Место для ввода текста.</w:t>
           </w:r>
@@ -1679,7 +1647,7 @@
         <w:sdtContent>
           <w:r>
             <w:rPr>
-              <w:rStyle w:val="ae"/>
+              <w:rStyle w:val="ad"/>
             </w:rPr>
             <w:t>Место для ввода текста.</w:t>
           </w:r>
@@ -1739,7 +1707,7 @@
         <w:sdtContent>
           <w:r>
             <w:rPr>
-              <w:rStyle w:val="ae"/>
+              <w:rStyle w:val="ad"/>
             </w:rPr>
             <w:t>Место для ввода текста.</w:t>
           </w:r>
@@ -1783,7 +1751,7 @@
         <w:sdtContent>
           <w:r>
             <w:rPr>
-              <w:rStyle w:val="ae"/>
+              <w:rStyle w:val="ad"/>
             </w:rPr>
             <w:t>Место для ввода текста.</w:t>
           </w:r>
@@ -1829,7 +1797,7 @@
         <w:sdtContent>
           <w:r>
             <w:rPr>
-              <w:rStyle w:val="ae"/>
+              <w:rStyle w:val="ad"/>
             </w:rPr>
             <w:t>Место для ввода текста.</w:t>
           </w:r>
@@ -1874,7 +1842,7 @@
         <w:sdtContent>
           <w:r>
             <w:rPr>
-              <w:rStyle w:val="ae"/>
+              <w:rStyle w:val="ad"/>
             </w:rPr>
             <w:t>Место для ввода текста.</w:t>
           </w:r>
@@ -1999,7 +1967,7 @@
         <w:sdtContent>
           <w:r>
             <w:rPr>
-              <w:rStyle w:val="ae"/>
+              <w:rStyle w:val="ad"/>
             </w:rPr>
             <w:t>Место для ввода текста.</w:t>
           </w:r>
@@ -2102,7 +2070,7 @@
         <w:sdtContent>
           <w:r>
             <w:rPr>
-              <w:rStyle w:val="ae"/>
+              <w:rStyle w:val="ad"/>
             </w:rPr>
             <w:t>Место для ввода текста.</w:t>
           </w:r>
@@ -2139,7 +2107,7 @@
       <w:hyperlink r:id="rId8" w:history="1">
         <w:r>
           <w:rPr>
-            <w:rStyle w:val="aa"/>
+            <w:rStyle w:val="a9"/>
             <w:sz w:val="20"/>
             <w:szCs w:val="20"/>
             <w:lang w:val="ru-RU"/>
@@ -2886,23 +2854,7 @@
           <w:sz w:val="20"/>
           <w:szCs w:val="20"/>
         </w:rPr>
-        <w:t xml:space="preserve"> у </w:t>
-      </w:r>
-      <w:proofErr w:type="spellStart"/>
-      <w:r>
-        <w:rPr>
-          <w:sz w:val="20"/>
-          <w:szCs w:val="20"/>
-        </w:rPr>
-        <w:t>демо</w:t>
-      </w:r>
-      <w:proofErr w:type="spellEnd"/>
-      <w:r>
-        <w:rPr>
-          <w:sz w:val="20"/>
-          <w:szCs w:val="20"/>
-        </w:rPr>
-        <w:t>-режимі.</w:t>
+        <w:t xml:space="preserve"> у демо-режимі.</w:t>
       </w:r>
     </w:p>
     <w:p>
@@ -3055,7 +3007,7 @@
       <w:hyperlink r:id="rId9" w:history="1">
         <w:r>
           <w:rPr>
-            <w:rStyle w:val="aa"/>
+            <w:rStyle w:val="a9"/>
             <w:sz w:val="20"/>
             <w:szCs w:val="20"/>
           </w:rPr>
@@ -3146,23 +3098,7 @@
           <w:sz w:val="20"/>
           <w:szCs w:val="20"/>
         </w:rPr>
-        <w:t>3.1. Користувач зобов’язаний використовувати оригінальні твори, що ідентифіковані по назвам, прізвищам і ініціалам авторів, без заподіяння їм шкоди, в тому числі не вносити змін або доповнень без письмового дозволу автора (-</w:t>
-      </w:r>
-      <w:proofErr w:type="spellStart"/>
-      <w:r>
-        <w:rPr>
-          <w:sz w:val="20"/>
-          <w:szCs w:val="20"/>
-        </w:rPr>
-        <w:t>ів</w:t>
-      </w:r>
-      <w:proofErr w:type="spellEnd"/>
-      <w:r>
-        <w:rPr>
-          <w:sz w:val="20"/>
-          <w:szCs w:val="20"/>
-        </w:rPr>
-        <w:t>) творів.</w:t>
+        <w:t>3.1. Користувач зобов’язаний використовувати оригінальні твори, що ідентифіковані по назвам, прізвищам і ініціалам авторів, без заподіяння їм шкоди, в тому числі не вносити змін або доповнень без письмового дозволу автора (-ів) творів.</w:t>
       </w:r>
     </w:p>
     <w:p>
@@ -3779,7 +3715,7 @@
         <w:sdtContent>
           <w:r>
             <w:rPr>
-              <w:rStyle w:val="ae"/>
+              <w:rStyle w:val="ad"/>
             </w:rPr>
             <w:t>Место для ввода текста.</w:t>
           </w:r>
@@ -3842,7 +3778,7 @@
         <w:sdtContent>
           <w:r>
             <w:rPr>
-              <w:rStyle w:val="ae"/>
+              <w:rStyle w:val="ad"/>
             </w:rPr>
             <w:t>Место для ввода текста.</w:t>
           </w:r>
@@ -3912,7 +3848,7 @@
             <w:bCs/>
             <w:sz w:val="20"/>
             <w:szCs w:val="20"/>
-            <w:lang w:val="ru-UA"/>
+            <w:lang w:val="aa-ET"/>
           </w:rPr>
           <w:alias w:val="prcntPrl"/>
           <w:tag w:val="prcntPrl"/>
@@ -3924,10 +3860,11 @@
           <w15:appearance w15:val="tags"/>
           <w:text/>
         </w:sdtPr>
+        <w:sdtEndPr/>
         <w:sdtContent>
           <w:r>
             <w:rPr>
-              <w:rStyle w:val="ae"/>
+              <w:rStyle w:val="ad"/>
             </w:rPr>
             <w:t>Место для ввода текста.</w:t>
           </w:r>
@@ -3939,7 +3876,7 @@
           <w:bCs/>
           <w:sz w:val="20"/>
           <w:szCs w:val="20"/>
-          <w:lang w:val="ru-UA"/>
+          <w:lang w:val="aa-ET"/>
         </w:rPr>
         <w:t xml:space="preserve"> (</w:t>
       </w:r>
@@ -3949,7 +3886,7 @@
             <w:bCs/>
             <w:sz w:val="20"/>
             <w:szCs w:val="20"/>
-            <w:lang w:val="ru-UA"/>
+            <w:lang w:val="aa-ET"/>
           </w:rPr>
           <w:alias w:val="prcntPrlText"/>
           <w:tag w:val="prcntPrlText"/>
@@ -3961,10 +3898,11 @@
           <w15:appearance w15:val="tags"/>
           <w:text/>
         </w:sdtPr>
+        <w:sdtEndPr/>
         <w:sdtContent>
           <w:r>
             <w:rPr>
-              <w:rStyle w:val="ae"/>
+              <w:rStyle w:val="ad"/>
             </w:rPr>
             <w:t>Место для ввода текста.</w:t>
           </w:r>
@@ -3976,7 +3914,7 @@
           <w:bCs/>
           <w:sz w:val="20"/>
           <w:szCs w:val="20"/>
-          <w:lang w:val="ru-UA"/>
+          <w:lang w:val="aa-ET"/>
         </w:rPr>
         <w:t>)</w:t>
       </w:r>
@@ -3997,8 +3935,6 @@
         </w:rPr>
         <w:t>%</w:t>
       </w:r>
-      <w:bookmarkStart w:id="9" w:name="_GoBack"/>
-      <w:bookmarkEnd w:id="9"/>
       <w:r>
         <w:rPr>
           <w:sz w:val="20"/>
@@ -4148,18 +4084,8 @@
           <w:szCs w:val="20"/>
           <w:lang w:val="ru-RU"/>
         </w:rPr>
-        <w:t xml:space="preserve"> </w:t>
-      </w:r>
-      <w:proofErr w:type="spellStart"/>
-      <w:r>
-        <w:rPr>
-          <w:sz w:val="20"/>
-          <w:szCs w:val="20"/>
-          <w:lang w:val="ru-RU"/>
-        </w:rPr>
-        <w:t>виконання</w:t>
-      </w:r>
-      <w:proofErr w:type="spellEnd"/>
+        <w:t xml:space="preserve"> виконання</w:t>
+      </w:r>
       <w:r>
         <w:rPr>
           <w:sz w:val="20"/>
@@ -4311,15 +4237,7 @@
         <w:ind w:firstLine="357"/>
       </w:pPr>
       <w:r>
-        <w:t xml:space="preserve">7.2. Обробці відповідно до законодавства України про захист персональних даних у базі персональних даних «Користувачі авторського права» підлягають наступні категорії персональних даних: адреса проживання (реєстрації), </w:t>
-      </w:r>
-      <w:proofErr w:type="spellStart"/>
-      <w:r>
-        <w:t>резидентство</w:t>
-      </w:r>
-      <w:proofErr w:type="spellEnd"/>
-      <w:r>
-        <w:t xml:space="preserve">, ідентифікаційний податковий номер, паспортні дані, банківські реквізити, контактні номери телефонів, </w:t>
+        <w:t xml:space="preserve">7.2. Обробці відповідно до законодавства України про захист персональних даних у базі персональних даних «Користувачі авторського права» підлягають наступні категорії персональних даних: адреса проживання (реєстрації), резидентство, ідентифікаційний податковий номер, паспортні дані, банківські реквізити, контактні номери телефонів, </w:t>
       </w:r>
       <w:r>
         <w:rPr>
@@ -4568,7 +4486,6 @@
         </w:rPr>
         <w:t xml:space="preserve"> творів, які відносяться до каталогу ГО УААСП не є підставою для невиплати Користувачем авторської винагороди за надане йому за цим Договором право на публічне </w:t>
       </w:r>
-      <w:proofErr w:type="spellStart"/>
       <w:r>
         <w:rPr>
           <w:color w:val="212121"/>
@@ -4576,17 +4493,7 @@
           <w:szCs w:val="20"/>
           <w:lang w:val="ru-RU"/>
         </w:rPr>
-        <w:t>виконання</w:t>
-      </w:r>
-      <w:proofErr w:type="spellEnd"/>
-      <w:r>
-        <w:rPr>
-          <w:color w:val="212121"/>
-          <w:sz w:val="20"/>
-          <w:szCs w:val="20"/>
-          <w:lang w:val="ru-RU"/>
-        </w:rPr>
-        <w:t xml:space="preserve"> </w:t>
+        <w:t xml:space="preserve">виконання </w:t>
       </w:r>
       <w:r>
         <w:rPr>
@@ -5151,312 +5058,413 @@
           </w:p>
           <w:p>
             <w:pPr>
-              <w:rPr>
+              <w:ind w:left="207"/>
+              <w:rPr>
+                <w:rFonts w:eastAsia="Times New Roman"/>
                 <w:b w:val="0"/>
-                <w:sz w:val="20"/>
-                <w:szCs w:val="20"/>
-                <w:lang w:val="uk-UA"/>
+                <w:bCs w:val="0"/>
+                <w:sz w:val="18"/>
+                <w:szCs w:val="18"/>
+                <w:lang w:val="uk-UA" w:eastAsia="ar-SA"/>
               </w:rPr>
             </w:pPr>
             <w:r>
               <w:rPr>
+                <w:rFonts w:eastAsia="Times New Roman"/>
                 <w:b w:val="0"/>
-                <w:sz w:val="20"/>
-                <w:szCs w:val="20"/>
-                <w:lang w:val="uk-UA"/>
-              </w:rPr>
-              <w:t xml:space="preserve">    01030, м. Київ, </w:t>
+                <w:bCs w:val="0"/>
+                <w:sz w:val="18"/>
+                <w:szCs w:val="18"/>
+                <w:lang w:val="uk-UA" w:eastAsia="ar-SA"/>
+              </w:rPr>
+              <w:t>Юридична адреса: 01030, м. Київ, вул. Б. Хмельницького,</w:t>
             </w:r>
           </w:p>
           <w:p>
             <w:pPr>
-              <w:ind w:left="180"/>
-              <w:rPr>
+              <w:suppressAutoHyphens/>
+              <w:overflowPunct/>
+              <w:autoSpaceDE/>
+              <w:adjustRightInd/>
+              <w:ind w:left="207"/>
+              <w:textAlignment w:val="auto"/>
+              <w:rPr>
+                <w:rFonts w:eastAsia="Times New Roman"/>
                 <w:b w:val="0"/>
-                <w:sz w:val="20"/>
-                <w:szCs w:val="20"/>
-                <w:lang w:val="uk-UA"/>
+                <w:bCs w:val="0"/>
+                <w:sz w:val="18"/>
+                <w:szCs w:val="18"/>
+                <w:lang w:val="uk-UA" w:eastAsia="ar-SA"/>
               </w:rPr>
             </w:pPr>
             <w:r>
               <w:rPr>
+                <w:rFonts w:eastAsia="Times New Roman"/>
                 <w:b w:val="0"/>
-                <w:sz w:val="20"/>
-                <w:szCs w:val="20"/>
-                <w:lang w:val="uk-UA"/>
-              </w:rPr>
-              <w:t xml:space="preserve">вул. Б. Хмельницького, </w:t>
+                <w:bCs w:val="0"/>
+                <w:sz w:val="18"/>
+                <w:szCs w:val="18"/>
+                <w:lang w:val="uk-UA" w:eastAsia="ar-SA"/>
+              </w:rPr>
+              <w:t>буд. 41 літера А, прим. 1-3,</w:t>
+            </w:r>
+          </w:p>
+          <w:p>
+            <w:pPr>
+              <w:suppressAutoHyphens/>
+              <w:overflowPunct/>
+              <w:autoSpaceDE/>
+              <w:adjustRightInd/>
+              <w:ind w:left="207"/>
+              <w:textAlignment w:val="auto"/>
+              <w:rPr>
+                <w:rFonts w:eastAsia="Times New Roman"/>
+                <w:b w:val="0"/>
+                <w:bCs w:val="0"/>
+                <w:sz w:val="18"/>
+                <w:szCs w:val="18"/>
+                <w:lang w:val="uk-UA" w:eastAsia="ar-SA"/>
+              </w:rPr>
+            </w:pPr>
+            <w:r>
+              <w:rPr>
+                <w:rFonts w:eastAsia="Times New Roman"/>
+                <w:b w:val="0"/>
+                <w:bCs w:val="0"/>
+                <w:sz w:val="18"/>
+                <w:szCs w:val="18"/>
+                <w:lang w:val="uk-UA" w:eastAsia="ar-SA"/>
+              </w:rPr>
+              <w:t>Фактична адреса: 04053, м. Київ, провулок Киянівський, будинок 3-7, офіс № 223</w:t>
+            </w:r>
+          </w:p>
+          <w:p>
+            <w:pPr>
+              <w:suppressAutoHyphens/>
+              <w:overflowPunct/>
+              <w:autoSpaceDE/>
+              <w:adjustRightInd/>
+              <w:ind w:left="207"/>
+              <w:textAlignment w:val="auto"/>
+              <w:rPr>
+                <w:rFonts w:eastAsia="Times New Roman"/>
+                <w:b w:val="0"/>
+                <w:bCs w:val="0"/>
+                <w:sz w:val="24"/>
+                <w:szCs w:val="24"/>
+                <w:lang w:eastAsia="ar-SA"/>
+              </w:rPr>
+            </w:pPr>
+            <w:r>
+              <w:rPr>
+                <w:rFonts w:eastAsia="Times New Roman"/>
+                <w:b w:val="0"/>
+                <w:bCs w:val="0"/>
+                <w:sz w:val="18"/>
+                <w:szCs w:val="18"/>
+                <w:shd w:val="clear" w:color="auto" w:fill="FFFFFF"/>
+                <w:lang w:val="uk-UA" w:eastAsia="ar-SA"/>
+              </w:rPr>
+              <w:t>тел.: 044-223-60-40;</w:t>
+            </w:r>
+          </w:p>
+          <w:p>
+            <w:pPr>
+              <w:suppressAutoHyphens/>
+              <w:overflowPunct/>
+              <w:autoSpaceDE/>
+              <w:adjustRightInd/>
+              <w:ind w:left="207"/>
+              <w:textAlignment w:val="auto"/>
+              <w:rPr>
+                <w:rFonts w:eastAsia="Times New Roman"/>
+                <w:b w:val="0"/>
+                <w:bCs w:val="0"/>
+                <w:sz w:val="24"/>
+                <w:szCs w:val="24"/>
+                <w:lang w:eastAsia="ar-SA"/>
+              </w:rPr>
+            </w:pPr>
+            <w:r>
+              <w:rPr>
+                <w:rFonts w:eastAsia="Times New Roman"/>
+                <w:sz w:val="18"/>
+                <w:szCs w:val="18"/>
+                <w:lang w:val="uk-UA" w:eastAsia="ar-SA"/>
+              </w:rPr>
+              <w:t>Адреса для листування:</w:t>
             </w:r>
             <w:r>
               <w:rPr>
+                <w:rFonts w:eastAsia="Times New Roman"/>
                 <w:b w:val="0"/>
-                <w:sz w:val="20"/>
-                <w:szCs w:val="20"/>
-              </w:rPr>
-              <w:t xml:space="preserve">буд. </w:t>
-            </w:r>
-            <w:r>
-              <w:rPr>
-                <w:b w:val="0"/>
-                <w:sz w:val="20"/>
-                <w:szCs w:val="20"/>
-                <w:lang w:val="uk-UA"/>
-              </w:rPr>
-              <w:t>41 літера А, прим. 1-3,</w:t>
-            </w:r>
-          </w:p>
-          <w:p>
-            <w:pPr>
-              <w:ind w:left="180"/>
-              <w:rPr>
-                <w:b w:val="0"/>
-                <w:sz w:val="20"/>
-                <w:szCs w:val="20"/>
-              </w:rPr>
-            </w:pPr>
-            <w:proofErr w:type="spellStart"/>
-            <w:r>
-              <w:rPr>
-                <w:b w:val="0"/>
-                <w:sz w:val="20"/>
-                <w:szCs w:val="20"/>
-                <w:lang w:val="uk-UA"/>
-              </w:rPr>
-              <w:t>тел</w:t>
-            </w:r>
-            <w:proofErr w:type="spellEnd"/>
-            <w:r>
-              <w:rPr>
-                <w:b w:val="0"/>
-                <w:sz w:val="20"/>
-                <w:szCs w:val="20"/>
-                <w:lang w:val="uk-UA"/>
-              </w:rPr>
-              <w:t>.: (044) 223-60-40;</w:t>
-            </w:r>
-          </w:p>
-          <w:p>
-            <w:pPr>
-              <w:ind w:left="180"/>
-              <w:rPr>
-                <w:b w:val="0"/>
-                <w:sz w:val="20"/>
-                <w:szCs w:val="20"/>
-              </w:rPr>
-            </w:pPr>
-            <w:r>
-              <w:rPr>
-                <w:b w:val="0"/>
-                <w:sz w:val="20"/>
-                <w:szCs w:val="20"/>
-                <w:lang w:val="uk-UA"/>
-              </w:rPr>
-              <w:t>код ЄДРПОУ: 39939650;</w:t>
-            </w:r>
-          </w:p>
-          <w:p>
-            <w:pPr>
-              <w:ind w:left="180"/>
-              <w:rPr>
-                <w:b w:val="0"/>
-                <w:sz w:val="20"/>
-                <w:szCs w:val="20"/>
-                <w:lang w:val="uk-UA"/>
-              </w:rPr>
-            </w:pPr>
-            <w:r>
-              <w:rPr>
-                <w:b w:val="0"/>
-                <w:sz w:val="20"/>
-                <w:szCs w:val="20"/>
-                <w:lang w:val="uk-UA"/>
-              </w:rPr>
-              <w:t>поточний рахунок: 26002053021074</w:t>
-            </w:r>
-          </w:p>
-          <w:p>
-            <w:pPr>
-              <w:ind w:left="180"/>
-              <w:rPr>
-                <w:b w:val="0"/>
-                <w:sz w:val="20"/>
-                <w:szCs w:val="20"/>
-                <w:lang w:val="uk-UA"/>
-              </w:rPr>
-            </w:pPr>
-            <w:r>
-              <w:rPr>
-                <w:b w:val="0"/>
-                <w:sz w:val="20"/>
-                <w:szCs w:val="20"/>
-                <w:lang w:val="uk-UA"/>
-              </w:rPr>
-              <w:t xml:space="preserve">в АТ </w:t>
-            </w:r>
-            <w:r>
-              <w:rPr>
-                <w:b w:val="0"/>
-                <w:sz w:val="20"/>
-                <w:szCs w:val="20"/>
-              </w:rPr>
-              <w:t xml:space="preserve">КБ </w:t>
-            </w:r>
-            <w:r>
-              <w:rPr>
-                <w:b w:val="0"/>
-                <w:sz w:val="20"/>
-                <w:szCs w:val="20"/>
-                <w:lang w:val="uk-UA"/>
-              </w:rPr>
-              <w:t>«Приватбанк»;</w:t>
-            </w:r>
-          </w:p>
-          <w:p>
-            <w:pPr>
-              <w:ind w:left="180"/>
-              <w:rPr>
-                <w:b w:val="0"/>
-                <w:sz w:val="20"/>
-                <w:szCs w:val="20"/>
-                <w:lang w:val="uk-UA"/>
-              </w:rPr>
-            </w:pPr>
-            <w:r>
-              <w:rPr>
-                <w:b w:val="0"/>
-                <w:sz w:val="20"/>
-                <w:szCs w:val="20"/>
-                <w:lang w:val="uk-UA"/>
-              </w:rPr>
-              <w:t>МФО 321842</w:t>
-            </w:r>
-          </w:p>
-          <w:p>
-            <w:pPr>
-              <w:rPr>
-                <w:b w:val="0"/>
-                <w:sz w:val="20"/>
-                <w:szCs w:val="20"/>
-              </w:rPr>
-            </w:pPr>
-            <w:r>
-              <w:rPr>
-                <w:b w:val="0"/>
-                <w:sz w:val="20"/>
-                <w:szCs w:val="20"/>
-                <w:lang w:val="uk-UA"/>
-              </w:rPr>
-              <w:t xml:space="preserve">    </w:t>
-            </w:r>
-            <w:proofErr w:type="spellStart"/>
-            <w:r>
-              <w:rPr>
-                <w:b w:val="0"/>
-                <w:sz w:val="20"/>
-                <w:szCs w:val="20"/>
-              </w:rPr>
-              <w:t>Організація</w:t>
-            </w:r>
-            <w:proofErr w:type="spellEnd"/>
-            <w:r>
-              <w:rPr>
-                <w:b w:val="0"/>
-                <w:sz w:val="20"/>
-                <w:szCs w:val="20"/>
-              </w:rPr>
-              <w:t xml:space="preserve"> </w:t>
-            </w:r>
-            <w:proofErr w:type="spellStart"/>
-            <w:r>
-              <w:rPr>
-                <w:b w:val="0"/>
-                <w:sz w:val="20"/>
-                <w:szCs w:val="20"/>
-              </w:rPr>
-              <w:t>має</w:t>
-            </w:r>
-            <w:proofErr w:type="spellEnd"/>
-            <w:r>
-              <w:rPr>
-                <w:b w:val="0"/>
-                <w:sz w:val="20"/>
-                <w:szCs w:val="20"/>
-              </w:rPr>
-              <w:t xml:space="preserve"> статус </w:t>
-            </w:r>
-            <w:proofErr w:type="spellStart"/>
-            <w:r>
-              <w:rPr>
-                <w:b w:val="0"/>
-                <w:sz w:val="20"/>
-                <w:szCs w:val="20"/>
-              </w:rPr>
-              <w:t>неприбуткової</w:t>
-            </w:r>
-            <w:proofErr w:type="spellEnd"/>
-            <w:r>
-              <w:rPr>
-                <w:b w:val="0"/>
-                <w:sz w:val="20"/>
-                <w:szCs w:val="20"/>
-              </w:rPr>
-              <w:t xml:space="preserve"> за </w:t>
-            </w:r>
-            <w:proofErr w:type="spellStart"/>
-            <w:r>
-              <w:rPr>
-                <w:b w:val="0"/>
-                <w:sz w:val="20"/>
-                <w:szCs w:val="20"/>
-              </w:rPr>
-              <w:t>ознакою</w:t>
-            </w:r>
-            <w:proofErr w:type="spellEnd"/>
-          </w:p>
-          <w:p>
-            <w:pPr>
-              <w:rPr>
-                <w:b w:val="0"/>
-                <w:sz w:val="20"/>
-                <w:szCs w:val="20"/>
-                <w:lang w:val="uk-UA"/>
-              </w:rPr>
-            </w:pPr>
-            <w:r>
-              <w:rPr>
-                <w:b w:val="0"/>
-                <w:sz w:val="20"/>
-                <w:szCs w:val="20"/>
-                <w:lang w:val="uk-UA"/>
-              </w:rPr>
-              <w:t xml:space="preserve">    </w:t>
-            </w:r>
-            <w:proofErr w:type="spellStart"/>
-            <w:r>
-              <w:rPr>
-                <w:b w:val="0"/>
-                <w:sz w:val="20"/>
-                <w:szCs w:val="20"/>
-              </w:rPr>
-              <w:t>неприбутковості</w:t>
-            </w:r>
-            <w:proofErr w:type="spellEnd"/>
-            <w:r>
-              <w:rPr>
-                <w:b w:val="0"/>
-                <w:sz w:val="20"/>
-                <w:szCs w:val="20"/>
+                <w:bCs w:val="0"/>
+                <w:sz w:val="24"/>
+                <w:szCs w:val="24"/>
+                <w:lang w:eastAsia="ar-SA"/>
               </w:rPr>
               <w:t xml:space="preserve"> </w:t>
             </w:r>
             <w:r>
               <w:rPr>
+                <w:rFonts w:eastAsia="Times New Roman"/>
+                <w:sz w:val="18"/>
+                <w:szCs w:val="18"/>
+                <w:lang w:val="uk-UA" w:eastAsia="ar-SA"/>
+              </w:rPr>
+              <w:t>01030, м. Київ, вул. Б. Хмельницького 44, а/с 146</w:t>
+            </w:r>
+          </w:p>
+          <w:p>
+            <w:pPr>
+              <w:suppressAutoHyphens/>
+              <w:overflowPunct/>
+              <w:autoSpaceDE/>
+              <w:adjustRightInd/>
+              <w:ind w:left="207"/>
+              <w:textAlignment w:val="auto"/>
+              <w:rPr>
+                <w:rFonts w:eastAsia="Times New Roman"/>
                 <w:b w:val="0"/>
+                <w:bCs w:val="0"/>
+                <w:sz w:val="24"/>
+                <w:szCs w:val="24"/>
+                <w:lang w:eastAsia="ar-SA"/>
+              </w:rPr>
+            </w:pPr>
+            <w:r>
+              <w:rPr>
+                <w:rFonts w:eastAsia="Times New Roman"/>
+                <w:b w:val="0"/>
+                <w:bCs w:val="0"/>
+                <w:sz w:val="18"/>
+                <w:szCs w:val="18"/>
+                <w:lang w:val="uk-UA" w:eastAsia="ar-SA"/>
+              </w:rPr>
+              <w:t>код ЄДРПОУ: 39939650;</w:t>
+            </w:r>
+          </w:p>
+          <w:p>
+            <w:pPr>
+              <w:suppressAutoHyphens/>
+              <w:overflowPunct/>
+              <w:autoSpaceDE/>
+              <w:adjustRightInd/>
+              <w:ind w:left="207"/>
+              <w:textAlignment w:val="auto"/>
+              <w:rPr>
+                <w:rFonts w:eastAsia="Times New Roman"/>
+                <w:b w:val="0"/>
+                <w:bCs w:val="0"/>
+                <w:sz w:val="24"/>
+                <w:szCs w:val="24"/>
+                <w:lang w:eastAsia="ar-SA"/>
+              </w:rPr>
+            </w:pPr>
+            <w:r>
+              <w:rPr>
+                <w:rFonts w:eastAsia="Times New Roman"/>
+                <w:b w:val="0"/>
+                <w:bCs w:val="0"/>
+                <w:sz w:val="18"/>
+                <w:szCs w:val="18"/>
+                <w:lang w:val="uk-UA" w:eastAsia="ar-SA"/>
+              </w:rPr>
+              <w:t>IBAN UA763218420000026002053021074</w:t>
+            </w:r>
+          </w:p>
+          <w:p>
+            <w:pPr>
+              <w:suppressAutoHyphens/>
+              <w:overflowPunct/>
+              <w:autoSpaceDE/>
+              <w:adjustRightInd/>
+              <w:ind w:left="207"/>
+              <w:textAlignment w:val="auto"/>
+              <w:rPr>
+                <w:rFonts w:eastAsia="Times New Roman"/>
+                <w:b w:val="0"/>
+                <w:bCs w:val="0"/>
+                <w:sz w:val="24"/>
+                <w:szCs w:val="24"/>
+                <w:lang w:eastAsia="ar-SA"/>
+              </w:rPr>
+            </w:pPr>
+            <w:r>
+              <w:rPr>
+                <w:rFonts w:eastAsia="Times New Roman"/>
+                <w:b w:val="0"/>
+                <w:bCs w:val="0"/>
+                <w:sz w:val="18"/>
+                <w:szCs w:val="18"/>
+                <w:lang w:val="uk-UA" w:eastAsia="ar-SA"/>
+              </w:rPr>
+              <w:t>в АТ КБ «Приватбанк»;</w:t>
+            </w:r>
+          </w:p>
+          <w:p>
+            <w:pPr>
+              <w:suppressAutoHyphens/>
+              <w:overflowPunct/>
+              <w:autoSpaceDE/>
+              <w:adjustRightInd/>
+              <w:ind w:left="207"/>
+              <w:textAlignment w:val="auto"/>
+              <w:rPr>
+                <w:rFonts w:eastAsia="Times New Roman"/>
+                <w:b w:val="0"/>
+                <w:bCs w:val="0"/>
+                <w:sz w:val="24"/>
+                <w:szCs w:val="24"/>
+                <w:lang w:eastAsia="ar-SA"/>
+              </w:rPr>
+            </w:pPr>
+            <w:r>
+              <w:rPr>
+                <w:rFonts w:eastAsia="Times New Roman"/>
+                <w:b w:val="0"/>
+                <w:bCs w:val="0"/>
+                <w:sz w:val="18"/>
+                <w:szCs w:val="18"/>
+                <w:lang w:val="uk-UA" w:eastAsia="ar-SA"/>
+              </w:rPr>
+              <w:t>МФО 321842</w:t>
+            </w:r>
+          </w:p>
+          <w:p>
+            <w:pPr>
+              <w:suppressAutoHyphens/>
+              <w:overflowPunct/>
+              <w:autoSpaceDE/>
+              <w:adjustRightInd/>
+              <w:textAlignment w:val="auto"/>
+              <w:rPr>
+                <w:rFonts w:eastAsia="Times New Roman"/>
+                <w:b w:val="0"/>
+                <w:bCs w:val="0"/>
+                <w:sz w:val="24"/>
+                <w:szCs w:val="24"/>
+                <w:lang w:eastAsia="ar-SA"/>
+              </w:rPr>
+            </w:pPr>
+            <w:r>
+              <w:rPr>
+                <w:rFonts w:eastAsia="Times New Roman"/>
+                <w:b w:val="0"/>
+                <w:bCs w:val="0"/>
+                <w:sz w:val="18"/>
+                <w:szCs w:val="18"/>
+                <w:lang w:val="uk-UA" w:eastAsia="ar-SA"/>
+              </w:rPr>
+              <w:t>     Організація має статус неприбуткової за ознакою</w:t>
+            </w:r>
+          </w:p>
+          <w:p>
+            <w:pPr>
+              <w:suppressAutoHyphens/>
+              <w:overflowPunct/>
+              <w:autoSpaceDE/>
+              <w:adjustRightInd/>
+              <w:textAlignment w:val="auto"/>
+              <w:rPr>
+                <w:rFonts w:eastAsia="Times New Roman"/>
+                <w:b w:val="0"/>
+                <w:bCs w:val="0"/>
+                <w:sz w:val="24"/>
+                <w:szCs w:val="24"/>
+                <w:lang w:eastAsia="ar-SA"/>
+              </w:rPr>
+            </w:pPr>
+            <w:r>
+              <w:rPr>
+                <w:rFonts w:eastAsia="Times New Roman"/>
+                <w:b w:val="0"/>
+                <w:bCs w:val="0"/>
+                <w:sz w:val="18"/>
+                <w:szCs w:val="18"/>
+                <w:lang w:val="uk-UA" w:eastAsia="ar-SA"/>
+              </w:rPr>
+              <w:t>     неприбутковості 0032</w:t>
+            </w:r>
+          </w:p>
+          <w:p>
+            <w:pPr>
+              <w:rPr>
+                <w:b w:val="0"/>
                 <w:sz w:val="20"/>
                 <w:szCs w:val="20"/>
                 <w:lang w:val="uk-UA"/>
               </w:rPr>
-              <w:t>0032</w:t>
+            </w:pPr>
+            <w:r>
+              <w:rPr>
+                <w:rFonts w:eastAsia="Times New Roman"/>
+                <w:b w:val="0"/>
+                <w:bCs w:val="0"/>
+                <w:sz w:val="24"/>
+                <w:szCs w:val="24"/>
+                <w:lang w:val="en-US" w:eastAsia="ar-SA"/>
+              </w:rPr>
+              <w:t xml:space="preserve">    </w:t>
+            </w:r>
+            <w:bookmarkStart w:id="9" w:name="_GoBack"/>
+            <w:bookmarkEnd w:id="9"/>
+            <w:r>
+              <w:rPr>
+                <w:rFonts w:eastAsia="Times New Roman"/>
+                <w:b w:val="0"/>
+                <w:bCs w:val="0"/>
+                <w:sz w:val="24"/>
+                <w:szCs w:val="24"/>
+                <w:lang w:eastAsia="ar-SA"/>
+              </w:rPr>
+              <w:fldChar w:fldCharType="begin"/>
+            </w:r>
+            <w:r>
+              <w:rPr>
+                <w:rFonts w:eastAsia="Times New Roman"/>
+                <w:b w:val="0"/>
+                <w:bCs w:val="0"/>
+                <w:sz w:val="24"/>
+                <w:szCs w:val="24"/>
+                <w:lang w:eastAsia="ar-SA"/>
+              </w:rPr>
+              <w:instrText xml:space="preserve"> HYPERLINK "http://uacrr.org.ua" </w:instrText>
+            </w:r>
+            <w:r>
+              <w:rPr>
+                <w:rFonts w:eastAsia="Times New Roman"/>
+                <w:b w:val="0"/>
+                <w:bCs w:val="0"/>
+                <w:sz w:val="24"/>
+                <w:szCs w:val="24"/>
+                <w:lang w:eastAsia="ar-SA"/>
+              </w:rPr>
+              <w:fldChar w:fldCharType="separate"/>
+            </w:r>
+            <w:r>
+              <w:rPr>
+                <w:rFonts w:eastAsia="Times New Roman"/>
+                <w:b w:val="0"/>
+                <w:bCs w:val="0"/>
+                <w:color w:val="0000FF"/>
+                <w:sz w:val="18"/>
+                <w:szCs w:val="18"/>
+                <w:u w:val="single"/>
+                <w:lang w:val="uk-UA" w:eastAsia="ar-SA"/>
+              </w:rPr>
+              <w:t>http://uacrr.org.ua</w:t>
+            </w:r>
+            <w:r>
+              <w:rPr>
+                <w:rFonts w:eastAsia="Times New Roman"/>
+                <w:b w:val="0"/>
+                <w:bCs w:val="0"/>
+                <w:sz w:val="24"/>
+                <w:szCs w:val="24"/>
+                <w:lang w:eastAsia="ar-SA"/>
+              </w:rPr>
+              <w:fldChar w:fldCharType="end"/>
             </w:r>
           </w:p>
           <w:p>
@@ -5680,7 +5688,7 @@
               <w:sdtContent>
                 <w:r>
                   <w:rPr>
-                    <w:rStyle w:val="ae"/>
+                    <w:rStyle w:val="ad"/>
                   </w:rPr>
                   <w:t>Место для ввода текста.</w:t>
                 </w:r>
@@ -5745,7 +5753,7 @@
               <w:sdtContent>
                 <w:r>
                   <w:rPr>
-                    <w:rStyle w:val="ae"/>
+                    <w:rStyle w:val="ad"/>
                   </w:rPr>
                   <w:t>Место для ввода текста.</w:t>
                 </w:r>
@@ -5791,7 +5799,7 @@
               <w:sdtContent>
                 <w:r>
                   <w:rPr>
-                    <w:rStyle w:val="ae"/>
+                    <w:rStyle w:val="ad"/>
                   </w:rPr>
                   <w:t>Место для ввода текста.</w:t>
                 </w:r>
@@ -5838,7 +5846,7 @@
               <w:sdtContent>
                 <w:r>
                   <w:rPr>
-                    <w:rStyle w:val="ae"/>
+                    <w:rStyle w:val="ad"/>
                   </w:rPr>
                   <w:t>Место для ввода текста.</w:t>
                 </w:r>
@@ -5854,23 +5862,13 @@
                 <w:lang w:val="uk-UA"/>
               </w:rPr>
             </w:pPr>
-            <w:proofErr w:type="spellStart"/>
             <w:r>
               <w:rPr>
                 <w:sz w:val="20"/>
                 <w:szCs w:val="20"/>
                 <w:lang w:val="uk-UA"/>
               </w:rPr>
-              <w:t>Тел</w:t>
-            </w:r>
-            <w:proofErr w:type="spellEnd"/>
-            <w:r>
-              <w:rPr>
-                <w:sz w:val="20"/>
-                <w:szCs w:val="20"/>
-                <w:lang w:val="uk-UA"/>
-              </w:rPr>
-              <w:t xml:space="preserve">.: </w:t>
+              <w:t xml:space="preserve">Тел.: </w:t>
             </w:r>
             <w:sdt>
               <w:sdtPr>
@@ -5894,7 +5892,7 @@
               <w:sdtContent>
                 <w:r>
                   <w:rPr>
-                    <w:rStyle w:val="ae"/>
+                    <w:rStyle w:val="ad"/>
                   </w:rPr>
                   <w:t>Место для ввода текста.</w:t>
                 </w:r>
@@ -5959,7 +5957,7 @@
               <w:sdtContent>
                 <w:r>
                   <w:rPr>
-                    <w:rStyle w:val="ae"/>
+                    <w:rStyle w:val="ad"/>
                   </w:rPr>
                   <w:t>Место для ввода текста.</w:t>
                 </w:r>
@@ -6022,7 +6020,7 @@
               <w:sdtContent>
                 <w:r>
                   <w:rPr>
-                    <w:rStyle w:val="ae"/>
+                    <w:rStyle w:val="ad"/>
                   </w:rPr>
                   <w:t>Место для ввода текста.</w:t>
                 </w:r>
@@ -6069,7 +6067,7 @@
               <w:sdtContent>
                 <w:r>
                   <w:rPr>
-                    <w:rStyle w:val="ae"/>
+                    <w:rStyle w:val="ad"/>
                   </w:rPr>
                   <w:t>Место для ввода текста.</w:t>
                 </w:r>
@@ -6116,7 +6114,7 @@
               <w:sdtContent>
                 <w:r>
                   <w:rPr>
-                    <w:rStyle w:val="ae"/>
+                    <w:rStyle w:val="ad"/>
                   </w:rPr>
                   <w:t>Место для ввода текста.</w:t>
                 </w:r>
@@ -6163,7 +6161,7 @@
               <w:sdtContent>
                 <w:r>
                   <w:rPr>
-                    <w:rStyle w:val="ae"/>
+                    <w:rStyle w:val="ad"/>
                     <w:lang w:val="uk-UA"/>
                   </w:rPr>
                   <w:t>Место для ввода текста.</w:t>
@@ -6216,7 +6214,7 @@
               <w:sdtContent>
                 <w:r>
                   <w:rPr>
-                    <w:rStyle w:val="ae"/>
+                    <w:rStyle w:val="ad"/>
                     <w:sz w:val="20"/>
                     <w:szCs w:val="20"/>
                     <w:lang w:val="uk-UA"/>
@@ -6288,7 +6286,7 @@
               <w:sdtContent>
                 <w:r>
                   <w:rPr>
-                    <w:rStyle w:val="ae"/>
+                    <w:rStyle w:val="ad"/>
                     <w:lang w:val="uk-UA"/>
                   </w:rPr>
                   <w:t>Место для ввода текста.</w:t>
@@ -6335,7 +6333,7 @@
               <w:sdtContent>
                 <w:r>
                   <w:rPr>
-                    <w:rStyle w:val="ae"/>
+                    <w:rStyle w:val="ad"/>
                   </w:rPr>
                   <w:t>Место для ввода текста.</w:t>
                 </w:r>
@@ -6394,25 +6392,7 @@
                 <w:szCs w:val="20"/>
                 <w:lang w:val="uk-UA"/>
               </w:rPr>
-              <w:t>E-</w:t>
-            </w:r>
-            <w:proofErr w:type="spellStart"/>
-            <w:r>
-              <w:rPr>
-                <w:sz w:val="20"/>
-                <w:szCs w:val="20"/>
-                <w:lang w:val="uk-UA"/>
-              </w:rPr>
-              <w:t>mail</w:t>
-            </w:r>
-            <w:proofErr w:type="spellEnd"/>
-            <w:r>
-              <w:rPr>
-                <w:sz w:val="20"/>
-                <w:szCs w:val="20"/>
-                <w:lang w:val="uk-UA"/>
-              </w:rPr>
-              <w:t xml:space="preserve">: </w:t>
+              <w:t xml:space="preserve">E-mail: </w:t>
             </w:r>
             <w:r>
               <w:rPr>
@@ -6438,7 +6418,7 @@
           </w:p>
           <w:tbl>
             <w:tblPr>
-              <w:tblStyle w:val="af"/>
+              <w:tblStyle w:val="ae"/>
               <w:tblW w:w="0" w:type="auto"/>
               <w:tblBorders>
                 <w:top w:val="none" w:sz="0" w:space="0" w:color="auto"/>
@@ -6516,51 +6496,13 @@
                     </w:rPr>
                     <w:t xml:space="preserve">    </w:t>
                   </w:r>
-                  <w:proofErr w:type="spellStart"/>
                   <w:r>
                     <w:rPr>
                       <w:sz w:val="18"/>
                       <w:szCs w:val="18"/>
                       <w:vertAlign w:val="superscript"/>
                     </w:rPr>
-                    <w:t>м.п</w:t>
-                  </w:r>
-                  <w:proofErr w:type="spellEnd"/>
-                  <w:r>
-                    <w:rPr>
-                      <w:sz w:val="18"/>
-                      <w:szCs w:val="18"/>
-                      <w:vertAlign w:val="superscript"/>
-                    </w:rPr>
-                    <w:t>.           (</w:t>
-                  </w:r>
-                  <w:proofErr w:type="spellStart"/>
-                  <w:proofErr w:type="gramStart"/>
-                  <w:r>
-                    <w:rPr>
-                      <w:sz w:val="18"/>
-                      <w:szCs w:val="18"/>
-                      <w:vertAlign w:val="superscript"/>
-                    </w:rPr>
-                    <w:t>підпис</w:t>
-                  </w:r>
-                  <w:proofErr w:type="spellEnd"/>
-                  <w:r>
-                    <w:rPr>
-                      <w:sz w:val="18"/>
-                      <w:szCs w:val="18"/>
-                      <w:vertAlign w:val="superscript"/>
-                    </w:rPr>
-                    <w:t xml:space="preserve">)   </w:t>
-                  </w:r>
-                  <w:proofErr w:type="gramEnd"/>
-                  <w:r>
-                    <w:rPr>
-                      <w:sz w:val="18"/>
-                      <w:szCs w:val="18"/>
-                      <w:vertAlign w:val="superscript"/>
-                    </w:rPr>
-                    <w:t xml:space="preserve">                </w:t>
+                    <w:t xml:space="preserve">м.п.           (підпис)                   </w:t>
                   </w:r>
                 </w:p>
               </w:tc>
@@ -6613,7 +6555,7 @@
                     <w:sdtContent>
                       <w:r>
                         <w:rPr>
-                          <w:rStyle w:val="ae"/>
+                          <w:rStyle w:val="ad"/>
                         </w:rPr>
                         <w:t>Место для ввода текста.</w:t>
                       </w:r>
@@ -6939,7 +6881,7 @@
               <w:sdtContent>
                 <w:r>
                   <w:rPr>
-                    <w:rStyle w:val="ae"/>
+                    <w:rStyle w:val="ad"/>
                   </w:rPr>
                   <w:t>Место для ввода текста.</w:t>
                 </w:r>
@@ -6956,7 +6898,6 @@
                 <w:lang w:val="uk-UA"/>
               </w:rPr>
             </w:pPr>
-            <w:proofErr w:type="spellStart"/>
             <w:r>
               <w:rPr>
                 <w:rFonts w:eastAsia="Calibri"/>
@@ -6966,19 +6907,7 @@
                 <w:szCs w:val="16"/>
                 <w:lang w:val="uk-UA" w:eastAsia="en-US"/>
               </w:rPr>
-              <w:t>тел</w:t>
-            </w:r>
-            <w:proofErr w:type="spellEnd"/>
-            <w:r>
-              <w:rPr>
-                <w:rFonts w:eastAsia="Calibri"/>
-                <w:b w:val="0"/>
-                <w:bCs w:val="0"/>
-                <w:sz w:val="16"/>
-                <w:szCs w:val="16"/>
-                <w:lang w:val="uk-UA" w:eastAsia="en-US"/>
-              </w:rPr>
-              <w:t>.:</w:t>
+              <w:t>тел.:</w:t>
             </w:r>
             <w:r>
               <w:rPr>
@@ -7014,7 +6943,7 @@
               <w:sdtContent>
                 <w:r>
                   <w:rPr>
-                    <w:rStyle w:val="ae"/>
+                    <w:rStyle w:val="ad"/>
                   </w:rPr>
                   <w:t>Место для ввода текста.</w:t>
                 </w:r>
@@ -8880,7 +8809,7 @@
                               <w:rPr>
                                 <w:sz w:val="24"/>
                                 <w:szCs w:val="24"/>
-                                <w:lang w:val="ru-UA"/>
+                                <w:lang w:val="aa-ET"/>
                               </w:rPr>
                             </w:pPr>
                             <w:r>
@@ -8929,7 +8858,7 @@
               </wp:anchor>
             </w:drawing>
           </mc:Choice>
-          <mc:Fallback>
+          <mc:Fallback xmlns:w16se="http://schemas.microsoft.com/office/word/2015/wordml/symex" xmlns:w16cid="http://schemas.microsoft.com/office/word/2016/wordml/cid" xmlns:am3d="http://schemas.microsoft.com/office/drawing/2017/model3d" xmlns:aink="http://schemas.microsoft.com/office/drawing/2016/ink" xmlns:cx8="http://schemas.microsoft.com/office/drawing/2016/5/14/chartex" xmlns:cx7="http://schemas.microsoft.com/office/drawing/2016/5/13/chartex" xmlns:cx6="http://schemas.microsoft.com/office/drawing/2016/5/12/chartex" xmlns:cx5="http://schemas.microsoft.com/office/drawing/2016/5/11/chartex" xmlns:cx4="http://schemas.microsoft.com/office/drawing/2016/5/10/chartex" xmlns:cx3="http://schemas.microsoft.com/office/drawing/2016/5/9/chartex" xmlns:cx2="http://schemas.microsoft.com/office/drawing/2015/10/21/chartex" xmlns:cx1="http://schemas.microsoft.com/office/drawing/2015/9/8/chartex" xmlns:cx="http://schemas.microsoft.com/office/drawing/2014/chartex">
             <w:pict>
               <v:shapetype id="_x0000_t202" coordsize="21600,21600" o:spt="202" path="m,l,21600r21600,l21600,xe">
                 <v:stroke joinstyle="miter"/>
@@ -9956,25 +9885,7 @@
           <w:lang w:val="uk-UA"/>
         </w:rPr>
         <w:tab/>
-        <w:t xml:space="preserve">  </w:t>
-      </w:r>
-      <w:proofErr w:type="gramStart"/>
-      <w:r>
-        <w:rPr>
-          <w:sz w:val="16"/>
-          <w:szCs w:val="16"/>
-          <w:lang w:val="uk-UA"/>
-        </w:rPr>
-        <w:t xml:space="preserve">   (</w:t>
-      </w:r>
-      <w:proofErr w:type="gramEnd"/>
-      <w:r>
-        <w:rPr>
-          <w:sz w:val="16"/>
-          <w:szCs w:val="16"/>
-          <w:lang w:val="uk-UA"/>
-        </w:rPr>
-        <w:t>П.І.Б.)</w:t>
+        <w:t xml:space="preserve">     (П.І.Б.)</w:t>
       </w:r>
     </w:p>
     <w:p>
@@ -9990,7 +9901,7 @@
     </w:p>
     <w:p>
       <w:pPr>
-        <w:pStyle w:val="ac"/>
+        <w:pStyle w:val="ab"/>
         <w:ind w:left="-142" w:firstLine="360"/>
         <w:rPr>
           <w:sz w:val="18"/>
@@ -10000,7 +9911,7 @@
     </w:p>
     <w:p>
       <w:pPr>
-        <w:pStyle w:val="ac"/>
+        <w:pStyle w:val="ab"/>
         <w:ind w:left="-142" w:firstLine="360"/>
         <w:rPr>
           <w:sz w:val="18"/>
@@ -10010,7 +9921,7 @@
     </w:p>
     <w:p>
       <w:pPr>
-        <w:pStyle w:val="ac"/>
+        <w:pStyle w:val="ab"/>
         <w:ind w:left="-142" w:firstLine="360"/>
         <w:rPr>
           <w:sz w:val="18"/>
@@ -10020,7 +9931,7 @@
     </w:p>
     <w:p>
       <w:pPr>
-        <w:pStyle w:val="ac"/>
+        <w:pStyle w:val="ab"/>
         <w:ind w:left="-142" w:firstLine="360"/>
         <w:rPr>
           <w:sz w:val="18"/>
@@ -10030,7 +9941,7 @@
     </w:p>
     <w:p>
       <w:pPr>
-        <w:pStyle w:val="ac"/>
+        <w:pStyle w:val="ab"/>
         <w:ind w:left="-142" w:firstLine="360"/>
         <w:rPr>
           <w:sz w:val="18"/>
@@ -10040,7 +9951,7 @@
     </w:p>
     <w:p>
       <w:pPr>
-        <w:pStyle w:val="ac"/>
+        <w:pStyle w:val="ab"/>
         <w:ind w:left="-142" w:firstLine="360"/>
         <w:rPr>
           <w:sz w:val="18"/>
@@ -10050,7 +9961,7 @@
     </w:p>
     <w:p>
       <w:pPr>
-        <w:pStyle w:val="ac"/>
+        <w:pStyle w:val="ab"/>
         <w:ind w:left="-142" w:firstLine="360"/>
         <w:rPr>
           <w:sz w:val="18"/>
@@ -10060,7 +9971,7 @@
     </w:p>
     <w:p>
       <w:pPr>
-        <w:pStyle w:val="ac"/>
+        <w:pStyle w:val="ab"/>
         <w:ind w:left="-142" w:firstLine="360"/>
         <w:rPr>
           <w:sz w:val="18"/>
@@ -10070,7 +9981,7 @@
     </w:p>
     <w:p>
       <w:pPr>
-        <w:pStyle w:val="ac"/>
+        <w:pStyle w:val="ab"/>
         <w:ind w:left="-142" w:firstLine="360"/>
         <w:rPr>
           <w:sz w:val="18"/>
@@ -10080,7 +9991,7 @@
     </w:p>
     <w:p>
       <w:pPr>
-        <w:pStyle w:val="ac"/>
+        <w:pStyle w:val="ab"/>
         <w:ind w:left="-142" w:firstLine="360"/>
         <w:rPr>
           <w:sz w:val="18"/>
@@ -10090,7 +10001,7 @@
     </w:p>
     <w:p>
       <w:pPr>
-        <w:pStyle w:val="ac"/>
+        <w:pStyle w:val="ab"/>
         <w:ind w:left="-142" w:firstLine="360"/>
         <w:rPr>
           <w:sz w:val="18"/>
@@ -10100,7 +10011,7 @@
     </w:p>
     <w:p>
       <w:pPr>
-        <w:pStyle w:val="ac"/>
+        <w:pStyle w:val="ab"/>
         <w:ind w:left="-142" w:firstLine="360"/>
         <w:rPr>
           <w:sz w:val="18"/>
@@ -10110,7 +10021,7 @@
     </w:p>
     <w:p>
       <w:pPr>
-        <w:pStyle w:val="ac"/>
+        <w:pStyle w:val="ab"/>
         <w:ind w:left="-142" w:firstLine="360"/>
         <w:rPr>
           <w:sz w:val="18"/>
@@ -10120,7 +10031,7 @@
     </w:p>
     <w:p>
       <w:pPr>
-        <w:pStyle w:val="ac"/>
+        <w:pStyle w:val="ab"/>
         <w:ind w:left="-142" w:firstLine="360"/>
         <w:rPr>
           <w:sz w:val="18"/>
@@ -10130,7 +10041,7 @@
     </w:p>
     <w:p>
       <w:pPr>
-        <w:pStyle w:val="ac"/>
+        <w:pStyle w:val="ab"/>
         <w:ind w:left="0" w:firstLine="0"/>
         <w:jc w:val="left"/>
         <w:rPr>
@@ -10490,7 +10401,7 @@
                               <w:rPr>
                                 <w:sz w:val="24"/>
                                 <w:szCs w:val="24"/>
-                                <w:lang w:val="ru-UA"/>
+                                <w:lang w:val="aa-ET"/>
                               </w:rPr>
                             </w:pPr>
                             <w:r>
@@ -10539,7 +10450,7 @@
               </wp:anchor>
             </w:drawing>
           </mc:Choice>
-          <mc:Fallback>
+          <mc:Fallback xmlns:w16se="http://schemas.microsoft.com/office/word/2015/wordml/symex" xmlns:w16cid="http://schemas.microsoft.com/office/word/2016/wordml/cid" xmlns:am3d="http://schemas.microsoft.com/office/drawing/2017/model3d" xmlns:aink="http://schemas.microsoft.com/office/drawing/2016/ink" xmlns:cx8="http://schemas.microsoft.com/office/drawing/2016/5/14/chartex" xmlns:cx7="http://schemas.microsoft.com/office/drawing/2016/5/13/chartex" xmlns:cx6="http://schemas.microsoft.com/office/drawing/2016/5/12/chartex" xmlns:cx5="http://schemas.microsoft.com/office/drawing/2016/5/11/chartex" xmlns:cx4="http://schemas.microsoft.com/office/drawing/2016/5/10/chartex" xmlns:cx3="http://schemas.microsoft.com/office/drawing/2016/5/9/chartex" xmlns:cx2="http://schemas.microsoft.com/office/drawing/2015/10/21/chartex" xmlns:cx1="http://schemas.microsoft.com/office/drawing/2015/9/8/chartex" xmlns:cx="http://schemas.microsoft.com/office/drawing/2014/chartex">
             <w:pict>
               <v:shape id="WordArt 15" o:spid="_x0000_s1027" type="#_x0000_t202" style="position:absolute;left:0;text-align:left;margin-left:130.65pt;margin-top:1.8pt;width:246pt;height:540pt;z-index:251657728;visibility:visible;mso-wrap-style:square;mso-width-percent:0;mso-height-percent:0;mso-wrap-distance-left:9pt;mso-wrap-distance-top:0;mso-wrap-distance-right:9pt;mso-wrap-distance-bottom:0;mso-position-horizontal:absolute;mso-position-horizontal-relative:text;mso-position-vertical:absolute;mso-position-vertical-relative:text;mso-width-percent:0;mso-height-percent:0;mso-width-relative:page;mso-height-relative:page;v-text-anchor:top" o:gfxdata="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" filled="f" stroked="f">
                 <o:lock v:ext="edit" shapetype="t"/>
@@ -10688,51 +10599,7 @@
           <w:szCs w:val="24"/>
           <w:lang w:val="ru-RU"/>
         </w:rPr>
-        <w:t>(</w:t>
-      </w:r>
-      <w:proofErr w:type="spellStart"/>
-      <w:r>
-        <w:rPr>
-          <w:b/>
-          <w:bCs/>
-          <w:sz w:val="24"/>
-          <w:szCs w:val="24"/>
-          <w:lang w:val="ru-RU"/>
-        </w:rPr>
-        <w:t>далі</w:t>
-      </w:r>
-      <w:proofErr w:type="spellEnd"/>
-      <w:r>
-        <w:rPr>
-          <w:b/>
-          <w:bCs/>
-          <w:sz w:val="24"/>
-          <w:szCs w:val="24"/>
-          <w:lang w:val="ru-RU"/>
-        </w:rPr>
-        <w:t xml:space="preserve"> - </w:t>
-      </w:r>
-      <w:proofErr w:type="spellStart"/>
-      <w:r>
-        <w:rPr>
-          <w:b/>
-          <w:bCs/>
-          <w:sz w:val="24"/>
-          <w:szCs w:val="24"/>
-          <w:lang w:val="ru-RU"/>
-        </w:rPr>
-        <w:t>Договір</w:t>
-      </w:r>
-      <w:proofErr w:type="spellEnd"/>
-      <w:r>
-        <w:rPr>
-          <w:b/>
-          <w:bCs/>
-          <w:sz w:val="24"/>
-          <w:szCs w:val="24"/>
-          <w:lang w:val="ru-RU"/>
-        </w:rPr>
-        <w:t xml:space="preserve">) </w:t>
+        <w:t xml:space="preserve">(далі - Договір) </w:t>
       </w:r>
       <w:r>
         <w:rPr>
@@ -11925,16 +11792,7 @@
                 <w:szCs w:val="20"/>
                 <w:lang w:val="ru-RU"/>
               </w:rPr>
-              <w:t>______________</w:t>
-            </w:r>
-            <w:proofErr w:type="gramStart"/>
-            <w:r>
-              <w:rPr>
-                <w:sz w:val="20"/>
-                <w:szCs w:val="20"/>
-                <w:lang w:val="ru-RU"/>
-              </w:rPr>
-              <w:t>_</w:t>
+              <w:t>_______________</w:t>
             </w:r>
             <w:r>
               <w:rPr>
@@ -11944,7 +11802,6 @@
               </w:rPr>
               <w:t xml:space="preserve"> )</w:t>
             </w:r>
-            <w:proofErr w:type="gramEnd"/>
           </w:p>
         </w:tc>
         <w:tc>
@@ -14335,6 +14192,7 @@
           <w:noProof/>
           <w:sz w:val="18"/>
           <w:szCs w:val="18"/>
+          <w:lang w:val="uk-UA" w:eastAsia="uk-UA"/>
         </w:rPr>
         <mc:AlternateContent>
           <mc:Choice Requires="wps">
@@ -14384,7 +14242,7 @@
                               <w:rPr>
                                 <w:sz w:val="24"/>
                                 <w:szCs w:val="24"/>
-                                <w:lang w:val="ru-UA"/>
+                                <w:lang w:val="aa-ET"/>
                               </w:rPr>
                             </w:pPr>
                             <w:r>
@@ -14433,7 +14291,7 @@
               </wp:anchor>
             </w:drawing>
           </mc:Choice>
-          <mc:Fallback>
+          <mc:Fallback xmlns:w16se="http://schemas.microsoft.com/office/word/2015/wordml/symex" xmlns:w16cid="http://schemas.microsoft.com/office/word/2016/wordml/cid" xmlns:am3d="http://schemas.microsoft.com/office/drawing/2017/model3d" xmlns:aink="http://schemas.microsoft.com/office/drawing/2016/ink" xmlns:cx8="http://schemas.microsoft.com/office/drawing/2016/5/14/chartex" xmlns:cx7="http://schemas.microsoft.com/office/drawing/2016/5/13/chartex" xmlns:cx6="http://schemas.microsoft.com/office/drawing/2016/5/12/chartex" xmlns:cx5="http://schemas.microsoft.com/office/drawing/2016/5/11/chartex" xmlns:cx4="http://schemas.microsoft.com/office/drawing/2016/5/10/chartex" xmlns:cx3="http://schemas.microsoft.com/office/drawing/2016/5/9/chartex" xmlns:cx2="http://schemas.microsoft.com/office/drawing/2015/10/21/chartex" xmlns:cx1="http://schemas.microsoft.com/office/drawing/2015/9/8/chartex" xmlns:cx="http://schemas.microsoft.com/office/drawing/2014/chartex">
             <w:pict>
               <v:shape id="WordArt 20" o:spid="_x0000_s1028" type="#_x0000_t202" style="position:absolute;left:0;text-align:left;margin-left:137.15pt;margin-top:.05pt;width:246pt;height:540pt;z-index:251658752;visibility:visible;mso-wrap-style:square;mso-width-percent:0;mso-height-percent:0;mso-wrap-distance-left:9pt;mso-wrap-distance-top:0;mso-wrap-distance-right:9pt;mso-wrap-distance-bottom:0;mso-position-horizontal:absolute;mso-position-horizontal-relative:text;mso-position-vertical:absolute;mso-position-vertical-relative:text;mso-width-percent:0;mso-height-percent:0;mso-width-relative:page;mso-height-relative:page;v-text-anchor:top" o:gfxdata="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" filled="f" stroked="f">
                 <o:lock v:ext="edit" shapetype="t"/>
@@ -14636,52 +14494,14 @@
                 <w:szCs w:val="23"/>
               </w:rPr>
             </w:pPr>
-            <w:proofErr w:type="spellStart"/>
             <w:r>
               <w:rPr>
                 <w:rFonts w:eastAsia="Times New Roman"/>
                 <w:sz w:val="23"/>
                 <w:szCs w:val="23"/>
               </w:rPr>
-              <w:t>Назва</w:t>
+              <w:t>Назва використаного твору</w:t>
             </w:r>
-            <w:proofErr w:type="spellEnd"/>
-            <w:r>
-              <w:rPr>
-                <w:rFonts w:eastAsia="Times New Roman"/>
-                <w:sz w:val="23"/>
-                <w:szCs w:val="23"/>
-              </w:rPr>
-              <w:t xml:space="preserve"> </w:t>
-            </w:r>
-            <w:proofErr w:type="spellStart"/>
-            <w:r>
-              <w:rPr>
-                <w:rFonts w:eastAsia="Times New Roman"/>
-                <w:sz w:val="23"/>
-                <w:szCs w:val="23"/>
-              </w:rPr>
-              <w:t>використаного</w:t>
-            </w:r>
-            <w:proofErr w:type="spellEnd"/>
-            <w:r>
-              <w:rPr>
-                <w:rFonts w:eastAsia="Times New Roman"/>
-                <w:sz w:val="23"/>
-                <w:szCs w:val="23"/>
-              </w:rPr>
-              <w:t xml:space="preserve"> </w:t>
-            </w:r>
-            <w:proofErr w:type="spellStart"/>
-            <w:r>
-              <w:rPr>
-                <w:rFonts w:eastAsia="Times New Roman"/>
-                <w:sz w:val="23"/>
-                <w:szCs w:val="23"/>
-              </w:rPr>
-              <w:t>твору</w:t>
-            </w:r>
-            <w:proofErr w:type="spellEnd"/>
           </w:p>
         </w:tc>
         <w:tc>
@@ -14707,134 +14527,14 @@
                 <w:szCs w:val="23"/>
               </w:rPr>
             </w:pPr>
-            <w:proofErr w:type="spellStart"/>
-            <w:proofErr w:type="gramStart"/>
             <w:r>
               <w:rPr>
                 <w:rFonts w:eastAsia="Times New Roman"/>
                 <w:sz w:val="23"/>
                 <w:szCs w:val="23"/>
               </w:rPr>
-              <w:t>Виконавець</w:t>
+              <w:t>Виконавець  - П.І.Б. виконавця (співвиконавців) або назва колективу виконавців</w:t>
             </w:r>
-            <w:proofErr w:type="spellEnd"/>
-            <w:r>
-              <w:rPr>
-                <w:rFonts w:eastAsia="Times New Roman"/>
-                <w:sz w:val="23"/>
-                <w:szCs w:val="23"/>
-              </w:rPr>
-              <w:t xml:space="preserve">  -</w:t>
-            </w:r>
-            <w:proofErr w:type="gramEnd"/>
-            <w:r>
-              <w:rPr>
-                <w:rFonts w:eastAsia="Times New Roman"/>
-                <w:sz w:val="23"/>
-                <w:szCs w:val="23"/>
-              </w:rPr>
-              <w:t xml:space="preserve"> П.І.Б. </w:t>
-            </w:r>
-            <w:proofErr w:type="spellStart"/>
-            <w:r>
-              <w:rPr>
-                <w:rFonts w:eastAsia="Times New Roman"/>
-                <w:sz w:val="23"/>
-                <w:szCs w:val="23"/>
-              </w:rPr>
-              <w:t>виконавця</w:t>
-            </w:r>
-            <w:proofErr w:type="spellEnd"/>
-            <w:r>
-              <w:rPr>
-                <w:rFonts w:eastAsia="Times New Roman"/>
-                <w:sz w:val="23"/>
-                <w:szCs w:val="23"/>
-              </w:rPr>
-              <w:t xml:space="preserve"> (</w:t>
-            </w:r>
-            <w:proofErr w:type="spellStart"/>
-            <w:r>
-              <w:rPr>
-                <w:rFonts w:eastAsia="Times New Roman"/>
-                <w:sz w:val="23"/>
-                <w:szCs w:val="23"/>
-              </w:rPr>
-              <w:t>співвиконавців</w:t>
-            </w:r>
-            <w:proofErr w:type="spellEnd"/>
-            <w:r>
-              <w:rPr>
-                <w:rFonts w:eastAsia="Times New Roman"/>
-                <w:sz w:val="23"/>
-                <w:szCs w:val="23"/>
-              </w:rPr>
-              <w:t xml:space="preserve">) </w:t>
-            </w:r>
-            <w:proofErr w:type="spellStart"/>
-            <w:r>
-              <w:rPr>
-                <w:rFonts w:eastAsia="Times New Roman"/>
-                <w:sz w:val="23"/>
-                <w:szCs w:val="23"/>
-              </w:rPr>
-              <w:t>або</w:t>
-            </w:r>
-            <w:proofErr w:type="spellEnd"/>
-            <w:r>
-              <w:rPr>
-                <w:rFonts w:eastAsia="Times New Roman"/>
-                <w:sz w:val="23"/>
-                <w:szCs w:val="23"/>
-              </w:rPr>
-              <w:t xml:space="preserve"> </w:t>
-            </w:r>
-            <w:proofErr w:type="spellStart"/>
-            <w:r>
-              <w:rPr>
-                <w:rFonts w:eastAsia="Times New Roman"/>
-                <w:sz w:val="23"/>
-                <w:szCs w:val="23"/>
-              </w:rPr>
-              <w:t>назва</w:t>
-            </w:r>
-            <w:proofErr w:type="spellEnd"/>
-            <w:r>
-              <w:rPr>
-                <w:rFonts w:eastAsia="Times New Roman"/>
-                <w:sz w:val="23"/>
-                <w:szCs w:val="23"/>
-              </w:rPr>
-              <w:t xml:space="preserve"> </w:t>
-            </w:r>
-            <w:proofErr w:type="spellStart"/>
-            <w:r>
-              <w:rPr>
-                <w:rFonts w:eastAsia="Times New Roman"/>
-                <w:sz w:val="23"/>
-                <w:szCs w:val="23"/>
-              </w:rPr>
-              <w:t>колективу</w:t>
-            </w:r>
-            <w:proofErr w:type="spellEnd"/>
-            <w:r>
-              <w:rPr>
-                <w:rFonts w:eastAsia="Times New Roman"/>
-                <w:sz w:val="23"/>
-                <w:szCs w:val="23"/>
-              </w:rPr>
-              <w:t xml:space="preserve"> </w:t>
-            </w:r>
-            <w:proofErr w:type="spellStart"/>
-            <w:r>
-              <w:rPr>
-                <w:rFonts w:eastAsia="Times New Roman"/>
-                <w:sz w:val="23"/>
-                <w:szCs w:val="23"/>
-              </w:rPr>
-              <w:t>виконавців</w:t>
-            </w:r>
-            <w:proofErr w:type="spellEnd"/>
           </w:p>
         </w:tc>
         <w:tc>
@@ -14866,25 +14566,7 @@
                 <w:sz w:val="23"/>
                 <w:szCs w:val="23"/>
               </w:rPr>
-              <w:t xml:space="preserve">Автор </w:t>
-            </w:r>
-            <w:proofErr w:type="spellStart"/>
-            <w:r>
-              <w:rPr>
-                <w:rFonts w:eastAsia="Times New Roman"/>
-                <w:sz w:val="23"/>
-                <w:szCs w:val="23"/>
-              </w:rPr>
-              <w:t>музики</w:t>
-            </w:r>
-            <w:proofErr w:type="spellEnd"/>
-            <w:r>
-              <w:rPr>
-                <w:rFonts w:eastAsia="Times New Roman"/>
-                <w:sz w:val="23"/>
-                <w:szCs w:val="23"/>
-              </w:rPr>
-              <w:t xml:space="preserve"> (П.І.Б.)</w:t>
+              <w:t>Автор музики (П.І.Б.)</w:t>
             </w:r>
           </w:p>
         </w:tc>
@@ -14946,59 +14628,13 @@
                 <w:lang w:val="uk-UA"/>
               </w:rPr>
             </w:pPr>
-            <w:proofErr w:type="spellStart"/>
             <w:r>
               <w:rPr>
                 <w:rFonts w:eastAsia="Times New Roman"/>
                 <w:sz w:val="23"/>
                 <w:szCs w:val="23"/>
               </w:rPr>
-              <w:t>Тривалість</w:t>
-            </w:r>
-            <w:proofErr w:type="spellEnd"/>
-            <w:r>
-              <w:rPr>
-                <w:rFonts w:eastAsia="Times New Roman"/>
-                <w:sz w:val="23"/>
-                <w:szCs w:val="23"/>
-              </w:rPr>
-              <w:t xml:space="preserve"> </w:t>
-            </w:r>
-            <w:proofErr w:type="spellStart"/>
-            <w:r>
-              <w:rPr>
-                <w:rFonts w:eastAsia="Times New Roman"/>
-                <w:sz w:val="23"/>
-                <w:szCs w:val="23"/>
-              </w:rPr>
-              <w:t>звучання</w:t>
-            </w:r>
-            <w:proofErr w:type="spellEnd"/>
-            <w:r>
-              <w:rPr>
-                <w:rFonts w:eastAsia="Times New Roman"/>
-                <w:sz w:val="23"/>
-                <w:szCs w:val="23"/>
-              </w:rPr>
-              <w:t xml:space="preserve"> </w:t>
-            </w:r>
-            <w:proofErr w:type="spellStart"/>
-            <w:r>
-              <w:rPr>
-                <w:rFonts w:eastAsia="Times New Roman"/>
-                <w:sz w:val="23"/>
-                <w:szCs w:val="23"/>
-              </w:rPr>
-              <w:t>твору</w:t>
-            </w:r>
-            <w:proofErr w:type="spellEnd"/>
-            <w:r>
-              <w:rPr>
-                <w:rFonts w:eastAsia="Times New Roman"/>
-                <w:sz w:val="23"/>
-                <w:szCs w:val="23"/>
-              </w:rPr>
-              <w:t xml:space="preserve"> </w:t>
+              <w:t xml:space="preserve">Тривалість звучання твору </w:t>
             </w:r>
             <w:r>
               <w:rPr>
@@ -15017,39 +14653,16 @@
                 <w:szCs w:val="18"/>
                 <w:lang w:val="uk-UA"/>
               </w:rPr>
-              <w:t>год</w:t>
+              <w:t>год.:</w:t>
             </w:r>
-            <w:proofErr w:type="gramStart"/>
             <w:r>
               <w:rPr>
                 <w:rFonts w:ascii="Arial Narrow" w:eastAsia="Times New Roman" w:hAnsi="Arial Narrow"/>
                 <w:b w:val="0"/>
                 <w:sz w:val="18"/>
                 <w:szCs w:val="18"/>
-                <w:lang w:val="uk-UA"/>
-              </w:rPr>
-              <w:t>.:</w:t>
-            </w:r>
-            <w:proofErr w:type="spellStart"/>
-            <w:r>
-              <w:rPr>
-                <w:rFonts w:ascii="Arial Narrow" w:eastAsia="Times New Roman" w:hAnsi="Arial Narrow"/>
-                <w:b w:val="0"/>
-                <w:sz w:val="18"/>
-                <w:szCs w:val="18"/>
-              </w:rPr>
-              <w:t>хвил</w:t>
-            </w:r>
-            <w:proofErr w:type="spellEnd"/>
-            <w:proofErr w:type="gramEnd"/>
-            <w:r>
-              <w:rPr>
-                <w:rFonts w:ascii="Arial Narrow" w:eastAsia="Times New Roman" w:hAnsi="Arial Narrow"/>
-                <w:b w:val="0"/>
-                <w:sz w:val="18"/>
-                <w:szCs w:val="18"/>
-              </w:rPr>
-              <w:t>.</w:t>
+              </w:rPr>
+              <w:t>хвил.</w:t>
             </w:r>
             <w:r>
               <w:rPr>
@@ -15118,43 +14731,14 @@
                 <w:szCs w:val="23"/>
               </w:rPr>
             </w:pPr>
-            <w:proofErr w:type="spellStart"/>
             <w:r>
               <w:rPr>
                 <w:rFonts w:eastAsia="Times New Roman"/>
                 <w:sz w:val="23"/>
                 <w:szCs w:val="23"/>
               </w:rPr>
-              <w:t>Кількість</w:t>
+              <w:t xml:space="preserve">Кількість публічних </w:t>
             </w:r>
-            <w:proofErr w:type="spellEnd"/>
-            <w:r>
-              <w:rPr>
-                <w:rFonts w:eastAsia="Times New Roman"/>
-                <w:sz w:val="23"/>
-                <w:szCs w:val="23"/>
-              </w:rPr>
-              <w:t xml:space="preserve"> </w:t>
-            </w:r>
-            <w:proofErr w:type="spellStart"/>
-            <w:r>
-              <w:rPr>
-                <w:rFonts w:eastAsia="Times New Roman"/>
-                <w:sz w:val="23"/>
-                <w:szCs w:val="23"/>
-              </w:rPr>
-              <w:t>публічних</w:t>
-            </w:r>
-            <w:proofErr w:type="spellEnd"/>
-            <w:r>
-              <w:rPr>
-                <w:rFonts w:eastAsia="Times New Roman"/>
-                <w:sz w:val="23"/>
-                <w:szCs w:val="23"/>
-              </w:rPr>
-              <w:t xml:space="preserve"> </w:t>
-            </w:r>
-            <w:proofErr w:type="spellStart"/>
             <w:r>
               <w:rPr>
                 <w:rFonts w:eastAsia="Times New Roman"/>
@@ -15170,27 +14754,8 @@
                 <w:sz w:val="23"/>
                 <w:szCs w:val="23"/>
               </w:rPr>
-              <w:t>нь</w:t>
+              <w:t>нь твору</w:t>
             </w:r>
-            <w:proofErr w:type="spellEnd"/>
-            <w:r>
-              <w:rPr>
-                <w:rFonts w:eastAsia="Times New Roman"/>
-                <w:sz w:val="23"/>
-                <w:szCs w:val="23"/>
-              </w:rPr>
-              <w:t xml:space="preserve"> </w:t>
-            </w:r>
-            <w:proofErr w:type="spellStart"/>
-            <w:r>
-              <w:rPr>
-                <w:rFonts w:eastAsia="Times New Roman"/>
-                <w:sz w:val="23"/>
-                <w:szCs w:val="23"/>
-              </w:rPr>
-              <w:t>твору</w:t>
-            </w:r>
-            <w:proofErr w:type="spellEnd"/>
           </w:p>
         </w:tc>
         <w:tc>
@@ -15218,7 +14783,6 @@
                 <w:lang w:val="uk-UA"/>
               </w:rPr>
             </w:pPr>
-            <w:proofErr w:type="spellStart"/>
             <w:r>
               <w:rPr>
                 <w:rFonts w:eastAsia="Times New Roman"/>
@@ -15227,74 +14791,15 @@
                 <w:sz w:val="23"/>
                 <w:szCs w:val="23"/>
               </w:rPr>
-              <w:t>Загальна</w:t>
+              <w:t>Загальна Тривалість</w:t>
             </w:r>
-            <w:proofErr w:type="spellEnd"/>
-            <w:r>
-              <w:rPr>
-                <w:rFonts w:eastAsia="Times New Roman"/>
-                <w:i/>
-                <w:iCs/>
-                <w:sz w:val="23"/>
-                <w:szCs w:val="23"/>
-              </w:rPr>
-              <w:t xml:space="preserve"> </w:t>
-            </w:r>
-            <w:proofErr w:type="spellStart"/>
-            <w:r>
-              <w:rPr>
-                <w:rFonts w:eastAsia="Times New Roman"/>
-                <w:i/>
-                <w:iCs/>
-                <w:sz w:val="23"/>
-                <w:szCs w:val="23"/>
-              </w:rPr>
-              <w:t>Тривалість</w:t>
-            </w:r>
-            <w:proofErr w:type="spellEnd"/>
             <w:r>
               <w:rPr>
                 <w:rFonts w:eastAsia="Times New Roman"/>
                 <w:sz w:val="23"/>
                 <w:szCs w:val="23"/>
               </w:rPr>
-              <w:t xml:space="preserve"> </w:t>
-            </w:r>
-            <w:proofErr w:type="spellStart"/>
-            <w:r>
-              <w:rPr>
-                <w:rFonts w:eastAsia="Times New Roman"/>
-                <w:sz w:val="23"/>
-                <w:szCs w:val="23"/>
-              </w:rPr>
-              <w:t>звучання</w:t>
-            </w:r>
-            <w:proofErr w:type="spellEnd"/>
-            <w:r>
-              <w:rPr>
-                <w:rFonts w:eastAsia="Times New Roman"/>
-                <w:sz w:val="23"/>
-                <w:szCs w:val="23"/>
-              </w:rPr>
-              <w:t xml:space="preserve"> </w:t>
-            </w:r>
-            <w:proofErr w:type="spellStart"/>
-            <w:r>
-              <w:rPr>
-                <w:rFonts w:eastAsia="Times New Roman"/>
-                <w:sz w:val="23"/>
-                <w:szCs w:val="23"/>
-              </w:rPr>
-              <w:t>твору</w:t>
-            </w:r>
-            <w:proofErr w:type="spellEnd"/>
-            <w:r>
-              <w:rPr>
-                <w:rFonts w:eastAsia="Times New Roman"/>
-                <w:sz w:val="23"/>
-                <w:szCs w:val="23"/>
-              </w:rPr>
-              <w:t xml:space="preserve"> </w:t>
+              <w:t xml:space="preserve"> звучання твору </w:t>
             </w:r>
             <w:r>
               <w:rPr>
@@ -15313,39 +14818,16 @@
                 <w:szCs w:val="18"/>
                 <w:lang w:val="uk-UA"/>
               </w:rPr>
-              <w:t>год</w:t>
+              <w:t>год.:</w:t>
             </w:r>
-            <w:proofErr w:type="gramStart"/>
             <w:r>
               <w:rPr>
                 <w:rFonts w:ascii="Arial Narrow" w:eastAsia="Times New Roman" w:hAnsi="Arial Narrow"/>
                 <w:b w:val="0"/>
                 <w:sz w:val="18"/>
                 <w:szCs w:val="18"/>
-                <w:lang w:val="uk-UA"/>
-              </w:rPr>
-              <w:t>.:</w:t>
-            </w:r>
-            <w:proofErr w:type="spellStart"/>
-            <w:r>
-              <w:rPr>
-                <w:rFonts w:ascii="Arial Narrow" w:eastAsia="Times New Roman" w:hAnsi="Arial Narrow"/>
-                <w:b w:val="0"/>
-                <w:sz w:val="18"/>
-                <w:szCs w:val="18"/>
-              </w:rPr>
-              <w:t>хвил</w:t>
-            </w:r>
-            <w:proofErr w:type="spellEnd"/>
-            <w:proofErr w:type="gramEnd"/>
-            <w:r>
-              <w:rPr>
-                <w:rFonts w:ascii="Arial Narrow" w:eastAsia="Times New Roman" w:hAnsi="Arial Narrow"/>
-                <w:b w:val="0"/>
-                <w:sz w:val="18"/>
-                <w:szCs w:val="18"/>
-              </w:rPr>
-              <w:t>.</w:t>
+              </w:rPr>
+              <w:t>хвил.</w:t>
             </w:r>
             <w:r>
               <w:rPr>
@@ -17194,7 +16676,7 @@
 </file>
 
 <file path=word/endnotes.xml><?xml version="1.0" encoding="utf-8"?>
-<w:endnotes xmlns:wpc="http://schemas.microsoft.com/office/word/2010/wordprocessingCanvas" xmlns:cx="http://schemas.microsoft.com/office/drawing/2014/chartex" xmlns:cx1="http://schemas.microsoft.com/office/drawing/2015/9/8/chartex" xmlns:cx2="http://schemas.microsoft.com/office/drawing/2015/10/21/chartex" xmlns:cx3="http://schemas.microsoft.com/office/drawing/2016/5/9/chartex" xmlns:cx4="http://schemas.microsoft.com/office/drawing/2016/5/10/chartex" xmlns:cx5="http://schemas.microsoft.com/office/drawing/2016/5/11/chartex" xmlns:cx6="http://schemas.microsoft.com/office/drawing/2016/5/12/chartex" xmlns:cx7="http://schemas.microsoft.com/office/drawing/2016/5/13/chartex" xmlns:cx8="http://schemas.microsoft.com/office/drawing/2016/5/14/chartex" xmlns:mc="http://schemas.openxmlformats.org/markup-compatibility/2006" xmlns:aink="http://schemas.microsoft.com/office/drawing/2016/ink" xmlns:am3d="http://schemas.microsoft.com/office/drawing/2017/model3d" xmlns:o="urn:schemas-microsoft-com:office:office" xmlns:r="http://schemas.openxmlformats.org/officeDocument/2006/relationships" xmlns:m="http://schemas.openxmlformats.org/officeDocument/2006/math" xmlns:v="urn:schemas-microsoft-com:vml" xmlns:wp14="http://schemas.microsoft.com/office/word/2010/wordprocessingDrawing" xmlns:wp="http://schemas.openxmlformats.org/drawingml/2006/wordprocessingDrawing" xmlns:w10="urn:schemas-microsoft-com:office:word" xmlns:w="http://schemas.openxmlformats.org/wordprocessingml/2006/main" xmlns:w14="http://schemas.microsoft.com/office/word/2010/wordml" xmlns:w15="http://schemas.microsoft.com/office/word/2012/wordml" xmlns:w16cid="http://schemas.microsoft.com/office/word/2016/wordml/cid" xmlns:w16se="http://schemas.microsoft.com/office/word/2015/wordml/symex" xmlns:wpg="http://schemas.microsoft.com/office/word/2010/wordprocessingGroup" xmlns:wpi="http://schemas.microsoft.com/office/word/2010/wordprocessingInk" xmlns:wne="http://schemas.microsoft.com/office/word/2006/wordml" xmlns:wps="http://schemas.microsoft.com/office/word/2010/wordprocessingShape" mc:Ignorable="w14 w15 w16se w16cid wp14">
+<w:endnotes xmlns:wpc="http://schemas.microsoft.com/office/word/2010/wordprocessingCanvas" xmlns:mc="http://schemas.openxmlformats.org/markup-compatibility/2006" xmlns:o="urn:schemas-microsoft-com:office:office" xmlns:r="http://schemas.openxmlformats.org/officeDocument/2006/relationships" xmlns:m="http://schemas.openxmlformats.org/officeDocument/2006/math" xmlns:v="urn:schemas-microsoft-com:vml" xmlns:wp14="http://schemas.microsoft.com/office/word/2010/wordprocessingDrawing" xmlns:wp="http://schemas.openxmlformats.org/drawingml/2006/wordprocessingDrawing" xmlns:w10="urn:schemas-microsoft-com:office:word" xmlns:w="http://schemas.openxmlformats.org/wordprocessingml/2006/main" xmlns:w14="http://schemas.microsoft.com/office/word/2010/wordml" xmlns:w15="http://schemas.microsoft.com/office/word/2012/wordml" xmlns:wpg="http://schemas.microsoft.com/office/word/2010/wordprocessingGroup" xmlns:wpi="http://schemas.microsoft.com/office/word/2010/wordprocessingInk" xmlns:wne="http://schemas.microsoft.com/office/word/2006/wordml" xmlns:wps="http://schemas.microsoft.com/office/word/2010/wordprocessingShape" mc:Ignorable="w14 w15 wp14">
   <w:endnote w:type="separator" w:id="-1">
     <w:p>
       <w:r>
@@ -17213,30 +16695,30 @@
 </file>
 
 <file path=word/footer1.xml><?xml version="1.0" encoding="utf-8"?>
-<w:ftr xmlns:wpc="http://schemas.microsoft.com/office/word/2010/wordprocessingCanvas" xmlns:cx="http://schemas.microsoft.com/office/drawing/2014/chartex" xmlns:cx1="http://schemas.microsoft.com/office/drawing/2015/9/8/chartex" xmlns:cx2="http://schemas.microsoft.com/office/drawing/2015/10/21/chartex" xmlns:cx3="http://schemas.microsoft.com/office/drawing/2016/5/9/chartex" xmlns:cx4="http://schemas.microsoft.com/office/drawing/2016/5/10/chartex" xmlns:cx5="http://schemas.microsoft.com/office/drawing/2016/5/11/chartex" xmlns:cx6="http://schemas.microsoft.com/office/drawing/2016/5/12/chartex" xmlns:cx7="http://schemas.microsoft.com/office/drawing/2016/5/13/chartex" xmlns:cx8="http://schemas.microsoft.com/office/drawing/2016/5/14/chartex" xmlns:mc="http://schemas.openxmlformats.org/markup-compatibility/2006" xmlns:aink="http://schemas.microsoft.com/office/drawing/2016/ink" xmlns:am3d="http://schemas.microsoft.com/office/drawing/2017/model3d" xmlns:o="urn:schemas-microsoft-com:office:office" xmlns:r="http://schemas.openxmlformats.org/officeDocument/2006/relationships" xmlns:m="http://schemas.openxmlformats.org/officeDocument/2006/math" xmlns:v="urn:schemas-microsoft-com:vml" xmlns:wp14="http://schemas.microsoft.com/office/word/2010/wordprocessingDrawing" xmlns:wp="http://schemas.openxmlformats.org/drawingml/2006/wordprocessingDrawing" xmlns:w10="urn:schemas-microsoft-com:office:word" xmlns:w="http://schemas.openxmlformats.org/wordprocessingml/2006/main" xmlns:w14="http://schemas.microsoft.com/office/word/2010/wordml" xmlns:w15="http://schemas.microsoft.com/office/word/2012/wordml" xmlns:w16cid="http://schemas.microsoft.com/office/word/2016/wordml/cid" xmlns:w16se="http://schemas.microsoft.com/office/word/2015/wordml/symex" xmlns:wpg="http://schemas.microsoft.com/office/word/2010/wordprocessingGroup" xmlns:wpi="http://schemas.microsoft.com/office/word/2010/wordprocessingInk" xmlns:wne="http://schemas.microsoft.com/office/word/2006/wordml" xmlns:wps="http://schemas.microsoft.com/office/word/2010/wordprocessingShape" mc:Ignorable="w14 w15 w16se w16cid wp14">
+<w:ftr xmlns:wpc="http://schemas.microsoft.com/office/word/2010/wordprocessingCanvas" xmlns:mc="http://schemas.openxmlformats.org/markup-compatibility/2006" xmlns:o="urn:schemas-microsoft-com:office:office" xmlns:r="http://schemas.openxmlformats.org/officeDocument/2006/relationships" xmlns:m="http://schemas.openxmlformats.org/officeDocument/2006/math" xmlns:v="urn:schemas-microsoft-com:vml" xmlns:wp14="http://schemas.microsoft.com/office/word/2010/wordprocessingDrawing" xmlns:wp="http://schemas.openxmlformats.org/drawingml/2006/wordprocessingDrawing" xmlns:w10="urn:schemas-microsoft-com:office:word" xmlns:w="http://schemas.openxmlformats.org/wordprocessingml/2006/main" xmlns:w14="http://schemas.microsoft.com/office/word/2010/wordml" xmlns:w15="http://schemas.microsoft.com/office/word/2012/wordml" xmlns:wpg="http://schemas.microsoft.com/office/word/2010/wordprocessingGroup" xmlns:wpi="http://schemas.microsoft.com/office/word/2010/wordprocessingInk" xmlns:wne="http://schemas.microsoft.com/office/word/2006/wordml" xmlns:wps="http://schemas.microsoft.com/office/word/2010/wordprocessingShape" mc:Ignorable="w14 w15 wp14">
   <w:p>
     <w:pPr>
       <w:pStyle w:val="a7"/>
       <w:framePr w:wrap="around" w:vAnchor="text" w:hAnchor="margin" w:xAlign="right" w:y="1"/>
       <w:rPr>
-        <w:rStyle w:val="ab"/>
+        <w:rStyle w:val="aa"/>
       </w:rPr>
     </w:pPr>
     <w:r>
       <w:rPr>
-        <w:rStyle w:val="ab"/>
+        <w:rStyle w:val="aa"/>
       </w:rPr>
       <w:fldChar w:fldCharType="begin"/>
     </w:r>
     <w:r>
       <w:rPr>
-        <w:rStyle w:val="ab"/>
+        <w:rStyle w:val="aa"/>
       </w:rPr>
       <w:instrText xml:space="preserve">PAGE  </w:instrText>
     </w:r>
     <w:r>
       <w:rPr>
-        <w:rStyle w:val="ab"/>
+        <w:rStyle w:val="aa"/>
       </w:rPr>
       <w:fldChar w:fldCharType="end"/>
     </w:r>
@@ -17251,20 +16733,20 @@
 </file>
 
 <file path=word/footer2.xml><?xml version="1.0" encoding="utf-8"?>
-<w:ftr xmlns:wpc="http://schemas.microsoft.com/office/word/2010/wordprocessingCanvas" xmlns:cx="http://schemas.microsoft.com/office/drawing/2014/chartex" xmlns:cx1="http://schemas.microsoft.com/office/drawing/2015/9/8/chartex" xmlns:cx2="http://schemas.microsoft.com/office/drawing/2015/10/21/chartex" xmlns:cx3="http://schemas.microsoft.com/office/drawing/2016/5/9/chartex" xmlns:cx4="http://schemas.microsoft.com/office/drawing/2016/5/10/chartex" xmlns:cx5="http://schemas.microsoft.com/office/drawing/2016/5/11/chartex" xmlns:cx6="http://schemas.microsoft.com/office/drawing/2016/5/12/chartex" xmlns:cx7="http://schemas.microsoft.com/office/drawing/2016/5/13/chartex" xmlns:cx8="http://schemas.microsoft.com/office/drawing/2016/5/14/chartex" xmlns:mc="http://schemas.openxmlformats.org/markup-compatibility/2006" xmlns:aink="http://schemas.microsoft.com/office/drawing/2016/ink" xmlns:am3d="http://schemas.microsoft.com/office/drawing/2017/model3d" xmlns:o="urn:schemas-microsoft-com:office:office" xmlns:r="http://schemas.openxmlformats.org/officeDocument/2006/relationships" xmlns:m="http://schemas.openxmlformats.org/officeDocument/2006/math" xmlns:v="urn:schemas-microsoft-com:vml" xmlns:wp14="http://schemas.microsoft.com/office/word/2010/wordprocessingDrawing" xmlns:wp="http://schemas.openxmlformats.org/drawingml/2006/wordprocessingDrawing" xmlns:w10="urn:schemas-microsoft-com:office:word" xmlns:w="http://schemas.openxmlformats.org/wordprocessingml/2006/main" xmlns:w14="http://schemas.microsoft.com/office/word/2010/wordml" xmlns:w15="http://schemas.microsoft.com/office/word/2012/wordml" xmlns:w16cid="http://schemas.microsoft.com/office/word/2016/wordml/cid" xmlns:w16se="http://schemas.microsoft.com/office/word/2015/wordml/symex" xmlns:wpg="http://schemas.microsoft.com/office/word/2010/wordprocessingGroup" xmlns:wpi="http://schemas.microsoft.com/office/word/2010/wordprocessingInk" xmlns:wne="http://schemas.microsoft.com/office/word/2006/wordml" xmlns:wps="http://schemas.microsoft.com/office/word/2010/wordprocessingShape" mc:Ignorable="w14 w15 w16se w16cid wp14">
+<w:ftr xmlns:wpc="http://schemas.microsoft.com/office/word/2010/wordprocessingCanvas" xmlns:mc="http://schemas.openxmlformats.org/markup-compatibility/2006" xmlns:o="urn:schemas-microsoft-com:office:office" xmlns:r="http://schemas.openxmlformats.org/officeDocument/2006/relationships" xmlns:m="http://schemas.openxmlformats.org/officeDocument/2006/math" xmlns:v="urn:schemas-microsoft-com:vml" xmlns:wp14="http://schemas.microsoft.com/office/word/2010/wordprocessingDrawing" xmlns:wp="http://schemas.openxmlformats.org/drawingml/2006/wordprocessingDrawing" xmlns:w10="urn:schemas-microsoft-com:office:word" xmlns:w="http://schemas.openxmlformats.org/wordprocessingml/2006/main" xmlns:w14="http://schemas.microsoft.com/office/word/2010/wordml" xmlns:w15="http://schemas.microsoft.com/office/word/2012/wordml" xmlns:wpg="http://schemas.microsoft.com/office/word/2010/wordprocessingGroup" xmlns:wpi="http://schemas.microsoft.com/office/word/2010/wordprocessingInk" xmlns:wne="http://schemas.microsoft.com/office/word/2006/wordml" xmlns:wps="http://schemas.microsoft.com/office/word/2010/wordprocessingShape" mc:Ignorable="w14 w15 wp14">
   <w:p>
     <w:pPr>
       <w:pStyle w:val="a7"/>
       <w:framePr w:wrap="around" w:vAnchor="text" w:hAnchor="margin" w:xAlign="right" w:y="1"/>
       <w:rPr>
-        <w:rStyle w:val="ab"/>
+        <w:rStyle w:val="aa"/>
         <w:sz w:val="18"/>
         <w:szCs w:val="18"/>
       </w:rPr>
     </w:pPr>
     <w:r>
       <w:rPr>
-        <w:rStyle w:val="ab"/>
+        <w:rStyle w:val="aa"/>
         <w:sz w:val="18"/>
         <w:szCs w:val="18"/>
       </w:rPr>
@@ -17272,7 +16754,7 @@
     </w:r>
     <w:r>
       <w:rPr>
-        <w:rStyle w:val="ab"/>
+        <w:rStyle w:val="aa"/>
         <w:sz w:val="18"/>
         <w:szCs w:val="18"/>
       </w:rPr>
@@ -17280,7 +16762,7 @@
     </w:r>
     <w:r>
       <w:rPr>
-        <w:rStyle w:val="ab"/>
+        <w:rStyle w:val="aa"/>
         <w:sz w:val="18"/>
         <w:szCs w:val="18"/>
       </w:rPr>
@@ -17288,16 +16770,16 @@
     </w:r>
     <w:r>
       <w:rPr>
-        <w:rStyle w:val="ab"/>
+        <w:rStyle w:val="aa"/>
         <w:noProof/>
         <w:sz w:val="18"/>
         <w:szCs w:val="18"/>
       </w:rPr>
-      <w:t>7</w:t>
+      <w:t>5</w:t>
     </w:r>
     <w:r>
       <w:rPr>
-        <w:rStyle w:val="ab"/>
+        <w:rStyle w:val="aa"/>
         <w:sz w:val="18"/>
         <w:szCs w:val="18"/>
       </w:rPr>
@@ -17518,30 +17000,30 @@
 </file>
 
 <file path=word/footer3.xml><?xml version="1.0" encoding="utf-8"?>
-<w:ftr xmlns:wpc="http://schemas.microsoft.com/office/word/2010/wordprocessingCanvas" xmlns:cx="http://schemas.microsoft.com/office/drawing/2014/chartex" xmlns:cx1="http://schemas.microsoft.com/office/drawing/2015/9/8/chartex" xmlns:cx2="http://schemas.microsoft.com/office/drawing/2015/10/21/chartex" xmlns:cx3="http://schemas.microsoft.com/office/drawing/2016/5/9/chartex" xmlns:cx4="http://schemas.microsoft.com/office/drawing/2016/5/10/chartex" xmlns:cx5="http://schemas.microsoft.com/office/drawing/2016/5/11/chartex" xmlns:cx6="http://schemas.microsoft.com/office/drawing/2016/5/12/chartex" xmlns:cx7="http://schemas.microsoft.com/office/drawing/2016/5/13/chartex" xmlns:cx8="http://schemas.microsoft.com/office/drawing/2016/5/14/chartex" xmlns:mc="http://schemas.openxmlformats.org/markup-compatibility/2006" xmlns:aink="http://schemas.microsoft.com/office/drawing/2016/ink" xmlns:am3d="http://schemas.microsoft.com/office/drawing/2017/model3d" xmlns:o="urn:schemas-microsoft-com:office:office" xmlns:r="http://schemas.openxmlformats.org/officeDocument/2006/relationships" xmlns:m="http://schemas.openxmlformats.org/officeDocument/2006/math" xmlns:v="urn:schemas-microsoft-com:vml" xmlns:wp14="http://schemas.microsoft.com/office/word/2010/wordprocessingDrawing" xmlns:wp="http://schemas.openxmlformats.org/drawingml/2006/wordprocessingDrawing" xmlns:w10="urn:schemas-microsoft-com:office:word" xmlns:w="http://schemas.openxmlformats.org/wordprocessingml/2006/main" xmlns:w14="http://schemas.microsoft.com/office/word/2010/wordml" xmlns:w15="http://schemas.microsoft.com/office/word/2012/wordml" xmlns:w16cid="http://schemas.microsoft.com/office/word/2016/wordml/cid" xmlns:w16se="http://schemas.microsoft.com/office/word/2015/wordml/symex" xmlns:wpg="http://schemas.microsoft.com/office/word/2010/wordprocessingGroup" xmlns:wpi="http://schemas.microsoft.com/office/word/2010/wordprocessingInk" xmlns:wne="http://schemas.microsoft.com/office/word/2006/wordml" xmlns:wps="http://schemas.microsoft.com/office/word/2010/wordprocessingShape" mc:Ignorable="w14 w15 w16se w16cid wp14">
+<w:ftr xmlns:wpc="http://schemas.microsoft.com/office/word/2010/wordprocessingCanvas" xmlns:mc="http://schemas.openxmlformats.org/markup-compatibility/2006" xmlns:o="urn:schemas-microsoft-com:office:office" xmlns:r="http://schemas.openxmlformats.org/officeDocument/2006/relationships" xmlns:m="http://schemas.openxmlformats.org/officeDocument/2006/math" xmlns:v="urn:schemas-microsoft-com:vml" xmlns:wp14="http://schemas.microsoft.com/office/word/2010/wordprocessingDrawing" xmlns:wp="http://schemas.openxmlformats.org/drawingml/2006/wordprocessingDrawing" xmlns:w10="urn:schemas-microsoft-com:office:word" xmlns:w="http://schemas.openxmlformats.org/wordprocessingml/2006/main" xmlns:w14="http://schemas.microsoft.com/office/word/2010/wordml" xmlns:w15="http://schemas.microsoft.com/office/word/2012/wordml" xmlns:wpg="http://schemas.microsoft.com/office/word/2010/wordprocessingGroup" xmlns:wpi="http://schemas.microsoft.com/office/word/2010/wordprocessingInk" xmlns:wne="http://schemas.microsoft.com/office/word/2006/wordml" xmlns:wps="http://schemas.microsoft.com/office/word/2010/wordprocessingShape" mc:Ignorable="w14 w15 wp14">
   <w:p>
     <w:pPr>
       <w:pStyle w:val="a7"/>
       <w:framePr w:wrap="around" w:vAnchor="text" w:hAnchor="margin" w:xAlign="right" w:y="1"/>
       <w:rPr>
-        <w:rStyle w:val="ab"/>
+        <w:rStyle w:val="aa"/>
       </w:rPr>
     </w:pPr>
     <w:r>
       <w:rPr>
-        <w:rStyle w:val="ab"/>
+        <w:rStyle w:val="aa"/>
       </w:rPr>
       <w:fldChar w:fldCharType="begin"/>
     </w:r>
     <w:r>
       <w:rPr>
-        <w:rStyle w:val="ab"/>
+        <w:rStyle w:val="aa"/>
       </w:rPr>
       <w:instrText xml:space="preserve">PAGE  </w:instrText>
     </w:r>
     <w:r>
       <w:rPr>
-        <w:rStyle w:val="ab"/>
+        <w:rStyle w:val="aa"/>
       </w:rPr>
       <w:fldChar w:fldCharType="end"/>
     </w:r>
@@ -17556,20 +17038,20 @@
 </file>
 
 <file path=word/footer4.xml><?xml version="1.0" encoding="utf-8"?>
-<w:ftr xmlns:wpc="http://schemas.microsoft.com/office/word/2010/wordprocessingCanvas" xmlns:cx="http://schemas.microsoft.com/office/drawing/2014/chartex" xmlns:cx1="http://schemas.microsoft.com/office/drawing/2015/9/8/chartex" xmlns:cx2="http://schemas.microsoft.com/office/drawing/2015/10/21/chartex" xmlns:cx3="http://schemas.microsoft.com/office/drawing/2016/5/9/chartex" xmlns:cx4="http://schemas.microsoft.com/office/drawing/2016/5/10/chartex" xmlns:cx5="http://schemas.microsoft.com/office/drawing/2016/5/11/chartex" xmlns:cx6="http://schemas.microsoft.com/office/drawing/2016/5/12/chartex" xmlns:cx7="http://schemas.microsoft.com/office/drawing/2016/5/13/chartex" xmlns:cx8="http://schemas.microsoft.com/office/drawing/2016/5/14/chartex" xmlns:mc="http://schemas.openxmlformats.org/markup-compatibility/2006" xmlns:aink="http://schemas.microsoft.com/office/drawing/2016/ink" xmlns:am3d="http://schemas.microsoft.com/office/drawing/2017/model3d" xmlns:o="urn:schemas-microsoft-com:office:office" xmlns:r="http://schemas.openxmlformats.org/officeDocument/2006/relationships" xmlns:m="http://schemas.openxmlformats.org/officeDocument/2006/math" xmlns:v="urn:schemas-microsoft-com:vml" xmlns:wp14="http://schemas.microsoft.com/office/word/2010/wordprocessingDrawing" xmlns:wp="http://schemas.openxmlformats.org/drawingml/2006/wordprocessingDrawing" xmlns:w10="urn:schemas-microsoft-com:office:word" xmlns:w="http://schemas.openxmlformats.org/wordprocessingml/2006/main" xmlns:w14="http://schemas.microsoft.com/office/word/2010/wordml" xmlns:w15="http://schemas.microsoft.com/office/word/2012/wordml" xmlns:w16cid="http://schemas.microsoft.com/office/word/2016/wordml/cid" xmlns:w16se="http://schemas.microsoft.com/office/word/2015/wordml/symex" xmlns:wpg="http://schemas.microsoft.com/office/word/2010/wordprocessingGroup" xmlns:wpi="http://schemas.microsoft.com/office/word/2010/wordprocessingInk" xmlns:wne="http://schemas.microsoft.com/office/word/2006/wordml" xmlns:wps="http://schemas.microsoft.com/office/word/2010/wordprocessingShape" mc:Ignorable="w14 w15 w16se w16cid wp14">
+<w:ftr xmlns:wpc="http://schemas.microsoft.com/office/word/2010/wordprocessingCanvas" xmlns:mc="http://schemas.openxmlformats.org/markup-compatibility/2006" xmlns:o="urn:schemas-microsoft-com:office:office" xmlns:r="http://schemas.openxmlformats.org/officeDocument/2006/relationships" xmlns:m="http://schemas.openxmlformats.org/officeDocument/2006/math" xmlns:v="urn:schemas-microsoft-com:vml" xmlns:wp14="http://schemas.microsoft.com/office/word/2010/wordprocessingDrawing" xmlns:wp="http://schemas.openxmlformats.org/drawingml/2006/wordprocessingDrawing" xmlns:w10="urn:schemas-microsoft-com:office:word" xmlns:w="http://schemas.openxmlformats.org/wordprocessingml/2006/main" xmlns:w14="http://schemas.microsoft.com/office/word/2010/wordml" xmlns:w15="http://schemas.microsoft.com/office/word/2012/wordml" xmlns:wpg="http://schemas.microsoft.com/office/word/2010/wordprocessingGroup" xmlns:wpi="http://schemas.microsoft.com/office/word/2010/wordprocessingInk" xmlns:wne="http://schemas.microsoft.com/office/word/2006/wordml" xmlns:wps="http://schemas.microsoft.com/office/word/2010/wordprocessingShape" mc:Ignorable="w14 w15 wp14">
   <w:p>
     <w:pPr>
       <w:pStyle w:val="a7"/>
       <w:framePr w:wrap="around" w:vAnchor="text" w:hAnchor="margin" w:xAlign="right" w:y="1"/>
       <w:rPr>
-        <w:rStyle w:val="ab"/>
+        <w:rStyle w:val="aa"/>
         <w:sz w:val="18"/>
         <w:szCs w:val="18"/>
       </w:rPr>
     </w:pPr>
     <w:r>
       <w:rPr>
-        <w:rStyle w:val="ab"/>
+        <w:rStyle w:val="aa"/>
         <w:sz w:val="18"/>
         <w:szCs w:val="18"/>
       </w:rPr>
@@ -17577,7 +17059,7 @@
     </w:r>
     <w:r>
       <w:rPr>
-        <w:rStyle w:val="ab"/>
+        <w:rStyle w:val="aa"/>
         <w:sz w:val="18"/>
         <w:szCs w:val="18"/>
       </w:rPr>
@@ -17585,7 +17067,7 @@
     </w:r>
     <w:r>
       <w:rPr>
-        <w:rStyle w:val="ab"/>
+        <w:rStyle w:val="aa"/>
         <w:sz w:val="18"/>
         <w:szCs w:val="18"/>
       </w:rPr>
@@ -17593,16 +17075,16 @@
     </w:r>
     <w:r>
       <w:rPr>
-        <w:rStyle w:val="ab"/>
+        <w:rStyle w:val="aa"/>
         <w:noProof/>
         <w:sz w:val="18"/>
         <w:szCs w:val="18"/>
       </w:rPr>
-      <w:t>8</w:t>
+      <w:t>10</w:t>
     </w:r>
     <w:r>
       <w:rPr>
-        <w:rStyle w:val="ab"/>
+        <w:rStyle w:val="aa"/>
         <w:sz w:val="18"/>
         <w:szCs w:val="18"/>
       </w:rPr>
@@ -17870,7 +17352,7 @@
 </file>
 
 <file path=word/footnotes.xml><?xml version="1.0" encoding="utf-8"?>
-<w:footnotes xmlns:wpc="http://schemas.microsoft.com/office/word/2010/wordprocessingCanvas" xmlns:cx="http://schemas.microsoft.com/office/drawing/2014/chartex" xmlns:cx1="http://schemas.microsoft.com/office/drawing/2015/9/8/chartex" xmlns:cx2="http://schemas.microsoft.com/office/drawing/2015/10/21/chartex" xmlns:cx3="http://schemas.microsoft.com/office/drawing/2016/5/9/chartex" xmlns:cx4="http://schemas.microsoft.com/office/drawing/2016/5/10/chartex" xmlns:cx5="http://schemas.microsoft.com/office/drawing/2016/5/11/chartex" xmlns:cx6="http://schemas.microsoft.com/office/drawing/2016/5/12/chartex" xmlns:cx7="http://schemas.microsoft.com/office/drawing/2016/5/13/chartex" xmlns:cx8="http://schemas.microsoft.com/office/drawing/2016/5/14/chartex" xmlns:mc="http://schemas.openxmlformats.org/markup-compatibility/2006" xmlns:aink="http://schemas.microsoft.com/office/drawing/2016/ink" xmlns:am3d="http://schemas.microsoft.com/office/drawing/2017/model3d" xmlns:o="urn:schemas-microsoft-com:office:office" xmlns:r="http://schemas.openxmlformats.org/officeDocument/2006/relationships" xmlns:m="http://schemas.openxmlformats.org/officeDocument/2006/math" xmlns:v="urn:schemas-microsoft-com:vml" xmlns:wp14="http://schemas.microsoft.com/office/word/2010/wordprocessingDrawing" xmlns:wp="http://schemas.openxmlformats.org/drawingml/2006/wordprocessingDrawing" xmlns:w10="urn:schemas-microsoft-com:office:word" xmlns:w="http://schemas.openxmlformats.org/wordprocessingml/2006/main" xmlns:w14="http://schemas.microsoft.com/office/word/2010/wordml" xmlns:w15="http://schemas.microsoft.com/office/word/2012/wordml" xmlns:w16cid="http://schemas.microsoft.com/office/word/2016/wordml/cid" xmlns:w16se="http://schemas.microsoft.com/office/word/2015/wordml/symex" xmlns:wpg="http://schemas.microsoft.com/office/word/2010/wordprocessingGroup" xmlns:wpi="http://schemas.microsoft.com/office/word/2010/wordprocessingInk" xmlns:wne="http://schemas.microsoft.com/office/word/2006/wordml" xmlns:wps="http://schemas.microsoft.com/office/word/2010/wordprocessingShape" mc:Ignorable="w14 w15 w16se w16cid wp14">
+<w:footnotes xmlns:wpc="http://schemas.microsoft.com/office/word/2010/wordprocessingCanvas" xmlns:mc="http://schemas.openxmlformats.org/markup-compatibility/2006" xmlns:o="urn:schemas-microsoft-com:office:office" xmlns:r="http://schemas.openxmlformats.org/officeDocument/2006/relationships" xmlns:m="http://schemas.openxmlformats.org/officeDocument/2006/math" xmlns:v="urn:schemas-microsoft-com:vml" xmlns:wp14="http://schemas.microsoft.com/office/word/2010/wordprocessingDrawing" xmlns:wp="http://schemas.openxmlformats.org/drawingml/2006/wordprocessingDrawing" xmlns:w10="urn:schemas-microsoft-com:office:word" xmlns:w="http://schemas.openxmlformats.org/wordprocessingml/2006/main" xmlns:w14="http://schemas.microsoft.com/office/word/2010/wordml" xmlns:w15="http://schemas.microsoft.com/office/word/2012/wordml" xmlns:wpg="http://schemas.microsoft.com/office/word/2010/wordprocessingGroup" xmlns:wpi="http://schemas.microsoft.com/office/word/2010/wordprocessingInk" xmlns:wne="http://schemas.microsoft.com/office/word/2006/wordml" xmlns:wps="http://schemas.microsoft.com/office/word/2010/wordprocessingShape" mc:Ignorable="w14 w15 wp14">
   <w:footnote w:type="separator" w:id="-1">
     <w:p>
       <w:r>
@@ -17889,7 +17371,7 @@
 </file>
 
 <file path=word/header1.xml><?xml version="1.0" encoding="utf-8"?>
-<w:hdr xmlns:wpc="http://schemas.microsoft.com/office/word/2010/wordprocessingCanvas" xmlns:cx="http://schemas.microsoft.com/office/drawing/2014/chartex" xmlns:cx1="http://schemas.microsoft.com/office/drawing/2015/9/8/chartex" xmlns:cx2="http://schemas.microsoft.com/office/drawing/2015/10/21/chartex" xmlns:cx3="http://schemas.microsoft.com/office/drawing/2016/5/9/chartex" xmlns:cx4="http://schemas.microsoft.com/office/drawing/2016/5/10/chartex" xmlns:cx5="http://schemas.microsoft.com/office/drawing/2016/5/11/chartex" xmlns:cx6="http://schemas.microsoft.com/office/drawing/2016/5/12/chartex" xmlns:cx7="http://schemas.microsoft.com/office/drawing/2016/5/13/chartex" xmlns:cx8="http://schemas.microsoft.com/office/drawing/2016/5/14/chartex" xmlns:mc="http://schemas.openxmlformats.org/markup-compatibility/2006" xmlns:aink="http://schemas.microsoft.com/office/drawing/2016/ink" xmlns:am3d="http://schemas.microsoft.com/office/drawing/2017/model3d" xmlns:o="urn:schemas-microsoft-com:office:office" xmlns:r="http://schemas.openxmlformats.org/officeDocument/2006/relationships" xmlns:m="http://schemas.openxmlformats.org/officeDocument/2006/math" xmlns:v="urn:schemas-microsoft-com:vml" xmlns:wp14="http://schemas.microsoft.com/office/word/2010/wordprocessingDrawing" xmlns:wp="http://schemas.openxmlformats.org/drawingml/2006/wordprocessingDrawing" xmlns:w10="urn:schemas-microsoft-com:office:word" xmlns:w="http://schemas.openxmlformats.org/wordprocessingml/2006/main" xmlns:w14="http://schemas.microsoft.com/office/word/2010/wordml" xmlns:w15="http://schemas.microsoft.com/office/word/2012/wordml" xmlns:w16cid="http://schemas.microsoft.com/office/word/2016/wordml/cid" xmlns:w16se="http://schemas.microsoft.com/office/word/2015/wordml/symex" xmlns:wpg="http://schemas.microsoft.com/office/word/2010/wordprocessingGroup" xmlns:wpi="http://schemas.microsoft.com/office/word/2010/wordprocessingInk" xmlns:wne="http://schemas.microsoft.com/office/word/2006/wordml" xmlns:wps="http://schemas.microsoft.com/office/word/2010/wordprocessingShape" mc:Ignorable="w14 w15 w16se w16cid wp14">
+<w:hdr xmlns:wpc="http://schemas.microsoft.com/office/word/2010/wordprocessingCanvas" xmlns:mc="http://schemas.openxmlformats.org/markup-compatibility/2006" xmlns:o="urn:schemas-microsoft-com:office:office" xmlns:r="http://schemas.openxmlformats.org/officeDocument/2006/relationships" xmlns:m="http://schemas.openxmlformats.org/officeDocument/2006/math" xmlns:v="urn:schemas-microsoft-com:vml" xmlns:wp14="http://schemas.microsoft.com/office/word/2010/wordprocessingDrawing" xmlns:wp="http://schemas.openxmlformats.org/drawingml/2006/wordprocessingDrawing" xmlns:w10="urn:schemas-microsoft-com:office:word" xmlns:w="http://schemas.openxmlformats.org/wordprocessingml/2006/main" xmlns:w14="http://schemas.microsoft.com/office/word/2010/wordml" xmlns:w15="http://schemas.microsoft.com/office/word/2012/wordml" xmlns:wpg="http://schemas.microsoft.com/office/word/2010/wordprocessingGroup" xmlns:wpi="http://schemas.microsoft.com/office/word/2010/wordprocessingInk" xmlns:wne="http://schemas.microsoft.com/office/word/2006/wordml" xmlns:wps="http://schemas.microsoft.com/office/word/2010/wordprocessingShape" mc:Ignorable="w14 w15 wp14">
   <w:p>
     <w:pPr>
       <w:pStyle w:val="a5"/>
@@ -17953,7 +17435,7 @@
 </file>
 
 <file path=word/header2.xml><?xml version="1.0" encoding="utf-8"?>
-<w:hdr xmlns:wpc="http://schemas.microsoft.com/office/word/2010/wordprocessingCanvas" xmlns:cx="http://schemas.microsoft.com/office/drawing/2014/chartex" xmlns:cx1="http://schemas.microsoft.com/office/drawing/2015/9/8/chartex" xmlns:cx2="http://schemas.microsoft.com/office/drawing/2015/10/21/chartex" xmlns:cx3="http://schemas.microsoft.com/office/drawing/2016/5/9/chartex" xmlns:cx4="http://schemas.microsoft.com/office/drawing/2016/5/10/chartex" xmlns:cx5="http://schemas.microsoft.com/office/drawing/2016/5/11/chartex" xmlns:cx6="http://schemas.microsoft.com/office/drawing/2016/5/12/chartex" xmlns:cx7="http://schemas.microsoft.com/office/drawing/2016/5/13/chartex" xmlns:cx8="http://schemas.microsoft.com/office/drawing/2016/5/14/chartex" xmlns:mc="http://schemas.openxmlformats.org/markup-compatibility/2006" xmlns:aink="http://schemas.microsoft.com/office/drawing/2016/ink" xmlns:am3d="http://schemas.microsoft.com/office/drawing/2017/model3d" xmlns:o="urn:schemas-microsoft-com:office:office" xmlns:r="http://schemas.openxmlformats.org/officeDocument/2006/relationships" xmlns:m="http://schemas.openxmlformats.org/officeDocument/2006/math" xmlns:v="urn:schemas-microsoft-com:vml" xmlns:wp14="http://schemas.microsoft.com/office/word/2010/wordprocessingDrawing" xmlns:wp="http://schemas.openxmlformats.org/drawingml/2006/wordprocessingDrawing" xmlns:w10="urn:schemas-microsoft-com:office:word" xmlns:w="http://schemas.openxmlformats.org/wordprocessingml/2006/main" xmlns:w14="http://schemas.microsoft.com/office/word/2010/wordml" xmlns:w15="http://schemas.microsoft.com/office/word/2012/wordml" xmlns:w16cid="http://schemas.microsoft.com/office/word/2016/wordml/cid" xmlns:w16se="http://schemas.microsoft.com/office/word/2015/wordml/symex" xmlns:wpg="http://schemas.microsoft.com/office/word/2010/wordprocessingGroup" xmlns:wpi="http://schemas.microsoft.com/office/word/2010/wordprocessingInk" xmlns:wne="http://schemas.microsoft.com/office/word/2006/wordml" xmlns:wps="http://schemas.microsoft.com/office/word/2010/wordprocessingShape" mc:Ignorable="w14 w15 w16se w16cid wp14">
+<w:hdr xmlns:wpc="http://schemas.microsoft.com/office/word/2010/wordprocessingCanvas" xmlns:mc="http://schemas.openxmlformats.org/markup-compatibility/2006" xmlns:o="urn:schemas-microsoft-com:office:office" xmlns:r="http://schemas.openxmlformats.org/officeDocument/2006/relationships" xmlns:m="http://schemas.openxmlformats.org/officeDocument/2006/math" xmlns:v="urn:schemas-microsoft-com:vml" xmlns:wp14="http://schemas.microsoft.com/office/word/2010/wordprocessingDrawing" xmlns:wp="http://schemas.openxmlformats.org/drawingml/2006/wordprocessingDrawing" xmlns:w10="urn:schemas-microsoft-com:office:word" xmlns:w="http://schemas.openxmlformats.org/wordprocessingml/2006/main" xmlns:w14="http://schemas.microsoft.com/office/word/2010/wordml" xmlns:w15="http://schemas.microsoft.com/office/word/2012/wordml" xmlns:wpg="http://schemas.microsoft.com/office/word/2010/wordprocessingGroup" xmlns:wpi="http://schemas.microsoft.com/office/word/2010/wordprocessingInk" xmlns:wne="http://schemas.microsoft.com/office/word/2006/wordml" xmlns:wps="http://schemas.microsoft.com/office/word/2010/wordprocessingShape" mc:Ignorable="w14 w15 wp14">
   <w:p>
     <w:pPr>
       <w:pStyle w:val="a5"/>
@@ -18010,8 +17492,8 @@
 </file>
 
 <file path=word/numbering.xml><?xml version="1.0" encoding="utf-8"?>
-<w:numbering xmlns:wpc="http://schemas.microsoft.com/office/word/2010/wordprocessingCanvas" xmlns:cx="http://schemas.microsoft.com/office/drawing/2014/chartex" xmlns:cx1="http://schemas.microsoft.com/office/drawing/2015/9/8/chartex" xmlns:cx2="http://schemas.microsoft.com/office/drawing/2015/10/21/chartex" xmlns:cx3="http://schemas.microsoft.com/office/drawing/2016/5/9/chartex" xmlns:cx4="http://schemas.microsoft.com/office/drawing/2016/5/10/chartex" xmlns:cx5="http://schemas.microsoft.com/office/drawing/2016/5/11/chartex" xmlns:cx6="http://schemas.microsoft.com/office/drawing/2016/5/12/chartex" xmlns:cx7="http://schemas.microsoft.com/office/drawing/2016/5/13/chartex" xmlns:cx8="http://schemas.microsoft.com/office/drawing/2016/5/14/chartex" xmlns:mc="http://schemas.openxmlformats.org/markup-compatibility/2006" xmlns:aink="http://schemas.microsoft.com/office/drawing/2016/ink" xmlns:am3d="http://schemas.microsoft.com/office/drawing/2017/model3d" xmlns:o="urn:schemas-microsoft-com:office:office" xmlns:r="http://schemas.openxmlformats.org/officeDocument/2006/relationships" xmlns:m="http://schemas.openxmlformats.org/officeDocument/2006/math" xmlns:v="urn:schemas-microsoft-com:vml" xmlns:wp14="http://schemas.microsoft.com/office/word/2010/wordprocessingDrawing" xmlns:wp="http://schemas.openxmlformats.org/drawingml/2006/wordprocessingDrawing" xmlns:w10="urn:schemas-microsoft-com:office:word" xmlns:w="http://schemas.openxmlformats.org/wordprocessingml/2006/main" xmlns:w14="http://schemas.microsoft.com/office/word/2010/wordml" xmlns:w15="http://schemas.microsoft.com/office/word/2012/wordml" xmlns:w16cid="http://schemas.microsoft.com/office/word/2016/wordml/cid" xmlns:w16se="http://schemas.microsoft.com/office/word/2015/wordml/symex" xmlns:wpg="http://schemas.microsoft.com/office/word/2010/wordprocessingGroup" xmlns:wpi="http://schemas.microsoft.com/office/word/2010/wordprocessingInk" xmlns:wne="http://schemas.microsoft.com/office/word/2006/wordml" xmlns:wps="http://schemas.microsoft.com/office/word/2010/wordprocessingShape" mc:Ignorable="w14 w15 w16se w16cid wp14">
-  <w:abstractNum w:abstractNumId="0" w15:restartNumberingAfterBreak="0">
+<w:numbering xmlns:wpc="http://schemas.microsoft.com/office/word/2010/wordprocessingCanvas" xmlns:mc="http://schemas.openxmlformats.org/markup-compatibility/2006" xmlns:o="urn:schemas-microsoft-com:office:office" xmlns:r="http://schemas.openxmlformats.org/officeDocument/2006/relationships" xmlns:m="http://schemas.openxmlformats.org/officeDocument/2006/math" xmlns:v="urn:schemas-microsoft-com:vml" xmlns:wp14="http://schemas.microsoft.com/office/word/2010/wordprocessingDrawing" xmlns:wp="http://schemas.openxmlformats.org/drawingml/2006/wordprocessingDrawing" xmlns:w10="urn:schemas-microsoft-com:office:word" xmlns:w="http://schemas.openxmlformats.org/wordprocessingml/2006/main" xmlns:w14="http://schemas.microsoft.com/office/word/2010/wordml" xmlns:w15="http://schemas.microsoft.com/office/word/2012/wordml" xmlns:wpg="http://schemas.microsoft.com/office/word/2010/wordprocessingGroup" xmlns:wpi="http://schemas.microsoft.com/office/word/2010/wordprocessingInk" xmlns:wne="http://schemas.microsoft.com/office/word/2006/wordml" xmlns:wps="http://schemas.microsoft.com/office/word/2010/wordprocessingShape" mc:Ignorable="w14 w15 wp14">
+  <w:abstractNum w:abstractNumId="0">
     <w:nsid w:val="7AA7255E"/>
     <w:multiLevelType w:val="hybridMultilevel"/>
     <w:tmpl w:val="8A1A955A"/>
@@ -18131,17 +17613,17 @@
 </file>
 
 <file path=word/styles.xml><?xml version="1.0" encoding="utf-8"?>
-<w:styles xmlns:mc="http://schemas.openxmlformats.org/markup-compatibility/2006" xmlns:r="http://schemas.openxmlformats.org/officeDocument/2006/relationships" xmlns:w="http://schemas.openxmlformats.org/wordprocessingml/2006/main" xmlns:w14="http://schemas.microsoft.com/office/word/2010/wordml" xmlns:w15="http://schemas.microsoft.com/office/word/2012/wordml" xmlns:w16cid="http://schemas.microsoft.com/office/word/2016/wordml/cid" xmlns:w16se="http://schemas.microsoft.com/office/word/2015/wordml/symex" mc:Ignorable="w14 w15 w16se w16cid">
+<w:styles xmlns:mc="http://schemas.openxmlformats.org/markup-compatibility/2006" xmlns:r="http://schemas.openxmlformats.org/officeDocument/2006/relationships" xmlns:w="http://schemas.openxmlformats.org/wordprocessingml/2006/main" xmlns:w14="http://schemas.microsoft.com/office/word/2010/wordml" xmlns:w15="http://schemas.microsoft.com/office/word/2012/wordml" mc:Ignorable="w14 w15">
   <w:docDefaults>
     <w:rPrDefault>
       <w:rPr>
         <w:rFonts w:ascii="Times New Roman" w:eastAsia="Times New Roman" w:hAnsi="Times New Roman" w:cs="Times New Roman"/>
-        <w:lang w:val="ru-UA" w:eastAsia="ru-UA" w:bidi="ar-SA"/>
+        <w:lang w:val="aa-ET" w:eastAsia="aa-ET" w:bidi="ar-SA"/>
       </w:rPr>
     </w:rPrDefault>
     <w:pPrDefault/>
   </w:docDefaults>
-  <w:latentStyles w:defLockedState="0" w:defUIPriority="99" w:defSemiHidden="0" w:defUnhideWhenUsed="0" w:defQFormat="0" w:count="375">
+  <w:latentStyles w:defLockedState="0" w:defUIPriority="99" w:defSemiHidden="0" w:defUnhideWhenUsed="0" w:defQFormat="0" w:count="371">
     <w:lsdException w:name="Normal" w:uiPriority="0" w:qFormat="1"/>
     <w:lsdException w:name="heading 1" w:uiPriority="9" w:qFormat="1"/>
     <w:lsdException w:name="heading 2" w:uiPriority="9" w:qFormat="1"/>
@@ -18513,10 +17995,6 @@
     <w:lsdException w:name="List Table 5 Dark Accent 6" w:uiPriority="50"/>
     <w:lsdException w:name="List Table 6 Colorful Accent 6" w:uiPriority="51"/>
     <w:lsdException w:name="List Table 7 Colorful Accent 6" w:uiPriority="52"/>
-    <w:lsdException w:name="Mention" w:semiHidden="1" w:unhideWhenUsed="1"/>
-    <w:lsdException w:name="Smart Hyperlink" w:semiHidden="1" w:unhideWhenUsed="1"/>
-    <w:lsdException w:name="Hashtag" w:semiHidden="1" w:unhideWhenUsed="1"/>
-    <w:lsdException w:name="Unresolved Mention" w:semiHidden="1" w:unhideWhenUsed="1"/>
   </w:latentStyles>
   <w:style w:type="paragraph" w:default="1" w:styleId="a">
     <w:name w:val="Normal"/>
@@ -18563,6 +18041,7 @@
   <w:style w:type="character" w:default="1" w:styleId="a0">
     <w:name w:val="Default Paragraph Font"/>
     <w:uiPriority w:val="1"/>
+    <w:semiHidden/>
     <w:unhideWhenUsed/>
   </w:style>
   <w:style w:type="table" w:default="1" w:styleId="a1">
@@ -18642,8 +18121,8 @@
       </w:tabs>
     </w:pPr>
   </w:style>
-  <w:style w:type="paragraph" w:customStyle="1" w:styleId="a9">
-    <w:name w:val="Название"/>
+  <w:style w:type="paragraph" w:customStyle="1" w:styleId="1">
+    <w:name w:val="Название1"/>
     <w:basedOn w:val="a"/>
     <w:qFormat/>
     <w:rsid w:val="00392411"/>
@@ -18683,7 +18162,7 @@
       <w:lang w:val="uk-UA" w:eastAsia="ru-RU" w:bidi="ar-SA"/>
     </w:rPr>
   </w:style>
-  <w:style w:type="character" w:styleId="aa">
+  <w:style w:type="character" w:styleId="a9">
     <w:name w:val="Hyperlink"/>
     <w:rsid w:val="00392411"/>
     <w:rPr>
@@ -18691,12 +18170,12 @@
       <w:u w:val="single"/>
     </w:rPr>
   </w:style>
-  <w:style w:type="character" w:styleId="ab">
+  <w:style w:type="character" w:styleId="aa">
     <w:name w:val="page number"/>
     <w:basedOn w:val="a0"/>
     <w:rsid w:val="00392411"/>
   </w:style>
-  <w:style w:type="paragraph" w:styleId="ac">
+  <w:style w:type="paragraph" w:styleId="ab">
     <w:name w:val="Subtitle"/>
     <w:basedOn w:val="a"/>
     <w:qFormat/>
@@ -18750,7 +18229,7 @@
       <w:lang w:val="en-US" w:eastAsia="en-US"/>
     </w:rPr>
   </w:style>
-  <w:style w:type="paragraph" w:styleId="ad">
+  <w:style w:type="paragraph" w:styleId="ac">
     <w:name w:val="Balloon Text"/>
     <w:basedOn w:val="a"/>
     <w:semiHidden/>
@@ -18761,7 +18240,7 @@
       <w:szCs w:val="16"/>
     </w:rPr>
   </w:style>
-  <w:style w:type="character" w:customStyle="1" w:styleId="1">
+  <w:style w:type="character" w:customStyle="1" w:styleId="10">
     <w:name w:val="Основной текст Знак1"/>
     <w:rsid w:val="00627122"/>
     <w:rPr>
@@ -18878,7 +18357,7 @@
       <w:szCs w:val="24"/>
     </w:rPr>
   </w:style>
-  <w:style w:type="character" w:styleId="ae">
+  <w:style w:type="character" w:styleId="ad">
     <w:name w:val="Placeholder Text"/>
     <w:basedOn w:val="a0"/>
     <w:uiPriority w:val="99"/>
@@ -18888,7 +18367,7 @@
       <w:color w:val="808080"/>
     </w:rPr>
   </w:style>
-  <w:style w:type="table" w:styleId="af">
+  <w:style w:type="table" w:styleId="ae">
     <w:name w:val="Table Grid"/>
     <w:basedOn w:val="a1"/>
     <w:uiPriority w:val="59"/>
@@ -18902,6 +18381,7 @@
       <w:lang w:val="uk-UA" w:eastAsia="uk-UA"/>
     </w:rPr>
     <w:tblPr>
+      <w:tblInd w:w="0" w:type="dxa"/>
       <w:tblBorders>
         <w:top w:val="single" w:sz="4" w:space="0" w:color="auto"/>
         <w:left w:val="single" w:sz="4" w:space="0" w:color="auto"/>
@@ -18910,13 +18390,19 @@
         <w:insideH w:val="single" w:sz="4" w:space="0" w:color="auto"/>
         <w:insideV w:val="single" w:sz="4" w:space="0" w:color="auto"/>
       </w:tblBorders>
+      <w:tblCellMar>
+        <w:top w:w="0" w:type="dxa"/>
+        <w:left w:w="108" w:type="dxa"/>
+        <w:bottom w:w="0" w:type="dxa"/>
+        <w:right w:w="108" w:type="dxa"/>
+      </w:tblCellMar>
     </w:tblPr>
   </w:style>
 </w:styles>
 </file>
 
 <file path=word/glossary/document.xml><?xml version="1.0" encoding="utf-8"?>
-<w:glossaryDocument xmlns:wpc="http://schemas.microsoft.com/office/word/2010/wordprocessingCanvas" xmlns:cx="http://schemas.microsoft.com/office/drawing/2014/chartex" xmlns:cx1="http://schemas.microsoft.com/office/drawing/2015/9/8/chartex" xmlns:cx2="http://schemas.microsoft.com/office/drawing/2015/10/21/chartex" xmlns:cx3="http://schemas.microsoft.com/office/drawing/2016/5/9/chartex" xmlns:cx4="http://schemas.microsoft.com/office/drawing/2016/5/10/chartex" xmlns:cx5="http://schemas.microsoft.com/office/drawing/2016/5/11/chartex" xmlns:cx6="http://schemas.microsoft.com/office/drawing/2016/5/12/chartex" xmlns:cx7="http://schemas.microsoft.com/office/drawing/2016/5/13/chartex" xmlns:cx8="http://schemas.microsoft.com/office/drawing/2016/5/14/chartex" xmlns:mc="http://schemas.openxmlformats.org/markup-compatibility/2006" xmlns:aink="http://schemas.microsoft.com/office/drawing/2016/ink" xmlns:am3d="http://schemas.microsoft.com/office/drawing/2017/model3d" xmlns:o="urn:schemas-microsoft-com:office:office" xmlns:r="http://schemas.openxmlformats.org/officeDocument/2006/relationships" xmlns:m="http://schemas.openxmlformats.org/officeDocument/2006/math" xmlns:v="urn:schemas-microsoft-com:vml" xmlns:wp14="http://schemas.microsoft.com/office/word/2010/wordprocessingDrawing" xmlns:wp="http://schemas.openxmlformats.org/drawingml/2006/wordprocessingDrawing" xmlns:w10="urn:schemas-microsoft-com:office:word" xmlns:w="http://schemas.openxmlformats.org/wordprocessingml/2006/main" xmlns:w14="http://schemas.microsoft.com/office/word/2010/wordml" xmlns:w15="http://schemas.microsoft.com/office/word/2012/wordml" xmlns:w16cid="http://schemas.microsoft.com/office/word/2016/wordml/cid" xmlns:w16se="http://schemas.microsoft.com/office/word/2015/wordml/symex" xmlns:wpg="http://schemas.microsoft.com/office/word/2010/wordprocessingGroup" xmlns:wpi="http://schemas.microsoft.com/office/word/2010/wordprocessingInk" xmlns:wne="http://schemas.microsoft.com/office/word/2006/wordml" xmlns:wps="http://schemas.microsoft.com/office/word/2010/wordprocessingShape" mc:Ignorable="w14 w15 w16se w16cid wp14">
+<w:glossaryDocument xmlns:wpc="http://schemas.microsoft.com/office/word/2010/wordprocessingCanvas" xmlns:mc="http://schemas.openxmlformats.org/markup-compatibility/2006" xmlns:o="urn:schemas-microsoft-com:office:office" xmlns:r="http://schemas.openxmlformats.org/officeDocument/2006/relationships" xmlns:m="http://schemas.openxmlformats.org/officeDocument/2006/math" xmlns:v="urn:schemas-microsoft-com:vml" xmlns:wp14="http://schemas.microsoft.com/office/word/2010/wordprocessingDrawing" xmlns:wp="http://schemas.openxmlformats.org/drawingml/2006/wordprocessingDrawing" xmlns:w10="urn:schemas-microsoft-com:office:word" xmlns:w="http://schemas.openxmlformats.org/wordprocessingml/2006/main" xmlns:w14="http://schemas.microsoft.com/office/word/2010/wordml" xmlns:w15="http://schemas.microsoft.com/office/word/2012/wordml" xmlns:wpg="http://schemas.microsoft.com/office/word/2010/wordprocessingGroup" xmlns:wpi="http://schemas.microsoft.com/office/word/2010/wordprocessingInk" xmlns:wne="http://schemas.microsoft.com/office/word/2006/wordml" xmlns:wps="http://schemas.microsoft.com/office/word/2010/wordprocessingShape" mc:Ignorable="w14 w15 wp14">
   <w:docParts>
     <w:docPart>
       <w:docPartPr>
@@ -19839,7 +19325,7 @@
 </file>
 
 <file path=word/glossary/fontTable.xml><?xml version="1.0" encoding="utf-8"?>
-<w:fonts xmlns:mc="http://schemas.openxmlformats.org/markup-compatibility/2006" xmlns:r="http://schemas.openxmlformats.org/officeDocument/2006/relationships" xmlns:w="http://schemas.openxmlformats.org/wordprocessingml/2006/main" xmlns:w14="http://schemas.microsoft.com/office/word/2010/wordml" xmlns:w15="http://schemas.microsoft.com/office/word/2012/wordml" xmlns:w16cid="http://schemas.microsoft.com/office/word/2016/wordml/cid" xmlns:w16se="http://schemas.microsoft.com/office/word/2015/wordml/symex" mc:Ignorable="w14 w15 w16se w16cid">
+<w:fonts xmlns:mc="http://schemas.openxmlformats.org/markup-compatibility/2006" xmlns:r="http://schemas.openxmlformats.org/officeDocument/2006/relationships" xmlns:w="http://schemas.openxmlformats.org/wordprocessingml/2006/main" xmlns:w14="http://schemas.microsoft.com/office/word/2010/wordml" xmlns:w15="http://schemas.microsoft.com/office/word/2012/wordml" mc:Ignorable="w14 w15">
   <w:font w:name="Times New Roman">
     <w:panose1 w:val="02020603050405020304"/>
     <w:charset w:val="CC"/>
@@ -19851,9 +19337,10 @@
     <w:altName w:val="ＭＳ 明朝"/>
     <w:panose1 w:val="02020609040205080304"/>
     <w:charset w:val="80"/>
-    <w:family w:val="modern"/>
+    <w:family w:val="roman"/>
+    <w:notTrueType/>
     <w:pitch w:val="fixed"/>
-    <w:sig w:usb0="E00002FF" w:usb1="6AC7FDFB" w:usb2="08000012" w:usb3="00000000" w:csb0="0002009F" w:csb1="00000000"/>
+    <w:sig w:usb0="00000001" w:usb1="08070000" w:usb2="00000010" w:usb3="00000000" w:csb0="00020000" w:csb1="00000000"/>
   </w:font>
   <w:font w:name="Verdana">
     <w:panose1 w:val="020B0604030504040204"/>
@@ -19881,21 +19368,22 @@
     <w:charset w:val="CC"/>
     <w:family w:val="swiss"/>
     <w:pitch w:val="variable"/>
-    <w:sig w:usb0="E0002EFF" w:usb1="C000247B" w:usb2="00000009" w:usb3="00000000" w:csb0="000001FF" w:csb1="00000000"/>
+    <w:sig w:usb0="E0002AFF" w:usb1="C000247B" w:usb2="00000009" w:usb3="00000000" w:csb0="000001FF" w:csb1="00000000"/>
   </w:font>
   <w:font w:name="Arial Unicode MS">
     <w:panose1 w:val="020B0604020202020204"/>
-    <w:charset w:val="80"/>
-    <w:family w:val="swiss"/>
+    <w:charset w:val="00"/>
+    <w:family w:val="roman"/>
+    <w:notTrueType/>
     <w:pitch w:val="variable"/>
-    <w:sig w:usb0="F7FFAFFF" w:usb1="E9DFFFFF" w:usb2="0000003F" w:usb3="00000000" w:csb0="003F01FF" w:csb1="00000000"/>
+    <w:sig w:usb0="00000003" w:usb1="00000000" w:usb2="00000000" w:usb3="00000000" w:csb0="00000001" w:csb1="00000000"/>
   </w:font>
   <w:font w:name="Arial">
     <w:panose1 w:val="020B0604020202020204"/>
     <w:charset w:val="CC"/>
     <w:family w:val="swiss"/>
     <w:pitch w:val="variable"/>
-    <w:sig w:usb0="E0002EFF" w:usb1="C000785B" w:usb2="00000009" w:usb3="00000000" w:csb0="000001FF" w:csb1="00000000"/>
+    <w:sig w:usb0="E0002EFF" w:usb1="C0007843" w:usb2="00000009" w:usb3="00000000" w:csb0="000001FF" w:csb1="00000000"/>
   </w:font>
   <w:font w:name="Times New Roman CYR">
     <w:panose1 w:val="02020603050405020304"/>
@@ -19922,9 +19410,10 @@
 </file>
 
 <file path=word/glossary/settings.xml><?xml version="1.0" encoding="utf-8"?>
-<w:settings xmlns:mc="http://schemas.openxmlformats.org/markup-compatibility/2006" xmlns:o="urn:schemas-microsoft-com:office:office" xmlns:r="http://schemas.openxmlformats.org/officeDocument/2006/relationships" xmlns:m="http://schemas.openxmlformats.org/officeDocument/2006/math" xmlns:v="urn:schemas-microsoft-com:vml" xmlns:w10="urn:schemas-microsoft-com:office:word" xmlns:w="http://schemas.openxmlformats.org/wordprocessingml/2006/main" xmlns:w14="http://schemas.microsoft.com/office/word/2010/wordml" xmlns:w15="http://schemas.microsoft.com/office/word/2012/wordml" xmlns:w16cid="http://schemas.microsoft.com/office/word/2016/wordml/cid" xmlns:w16se="http://schemas.microsoft.com/office/word/2015/wordml/symex" xmlns:sl="http://schemas.openxmlformats.org/schemaLibrary/2006/main" mc:Ignorable="w14 w15 w16se w16cid">
+<w:settings xmlns:mc="http://schemas.openxmlformats.org/markup-compatibility/2006" xmlns:o="urn:schemas-microsoft-com:office:office" xmlns:r="http://schemas.openxmlformats.org/officeDocument/2006/relationships" xmlns:m="http://schemas.openxmlformats.org/officeDocument/2006/math" xmlns:v="urn:schemas-microsoft-com:vml" xmlns:w10="urn:schemas-microsoft-com:office:word" xmlns:w="http://schemas.openxmlformats.org/wordprocessingml/2006/main" xmlns:w14="http://schemas.microsoft.com/office/word/2010/wordml" xmlns:w15="http://schemas.microsoft.com/office/word/2012/wordml" xmlns:sl="http://schemas.openxmlformats.org/schemaLibrary/2006/main" mc:Ignorable="w14 w15">
   <w:view w:val="normal"/>
   <w:defaultTabStop w:val="720"/>
+  <w:hyphenationZone w:val="425"/>
   <w:characterSpacingControl w:val="doNotCompress"/>
   <w:compat>
     <w:useFELayout/>
@@ -19933,14 +19422,15 @@
     <w:compatSetting w:name="enableOpenTypeFeatures" w:uri="http://schemas.microsoft.com/office/word" w:val="1"/>
     <w:compatSetting w:name="doNotFlipMirrorIndents" w:uri="http://schemas.microsoft.com/office/word" w:val="1"/>
     <w:compatSetting w:name="differentiateMultirowTableHeaders" w:uri="http://schemas.microsoft.com/office/word" w:val="1"/>
-    <w:compatSetting w:name="useWord2013TrackBottomHyphenation" w:uri="http://schemas.microsoft.com/office/word" w:val="0"/>
   </w:compat>
   <w:rsids>
     <w:rsidRoot w:val="00E15018"/>
+    <w:rsid w:val="00050A0F"/>
     <w:rsid w:val="00072AFB"/>
     <w:rsid w:val="001E1EA6"/>
     <w:rsid w:val="00515DA4"/>
     <w:rsid w:val="00710528"/>
+    <w:rsid w:val="00724BED"/>
     <w:rsid w:val="00DD50B6"/>
     <w:rsid w:val="00E15018"/>
   </w:rsids>
@@ -19957,7 +19447,7 @@
     <m:intLim m:val="subSup"/>
     <m:naryLim m:val="undOvr"/>
   </m:mathPr>
-  <w:themeFontLang w:val="ru-UA"/>
+  <w:themeFontLang/>
   <w:clrSchemeMapping w:bg1="light1" w:t1="dark1" w:bg2="light2" w:t2="dark2" w:accent1="accent1" w:accent2="accent2" w:accent3="accent3" w:accent4="accent4" w:accent5="accent5" w:accent6="accent6" w:hyperlink="hyperlink" w:followedHyperlink="followedHyperlink"/>
   <w:decimalSymbol w:val=","/>
   <w:listSeparator w:val=";"/>
@@ -19966,14 +19456,14 @@
 </file>
 
 <file path=word/glossary/styles.xml><?xml version="1.0" encoding="utf-8"?>
-<w:styles xmlns:mc="http://schemas.openxmlformats.org/markup-compatibility/2006" xmlns:r="http://schemas.openxmlformats.org/officeDocument/2006/relationships" xmlns:w="http://schemas.openxmlformats.org/wordprocessingml/2006/main" xmlns:w14="http://schemas.microsoft.com/office/word/2010/wordml" xmlns:w15="http://schemas.microsoft.com/office/word/2012/wordml" xmlns:w16cid="http://schemas.microsoft.com/office/word/2016/wordml/cid" xmlns:w16se="http://schemas.microsoft.com/office/word/2015/wordml/symex" mc:Ignorable="w14 w15 w16se w16cid">
+<w:styles xmlns:mc="http://schemas.openxmlformats.org/markup-compatibility/2006" xmlns:r="http://schemas.openxmlformats.org/officeDocument/2006/relationships" xmlns:w="http://schemas.openxmlformats.org/wordprocessingml/2006/main" xmlns:w14="http://schemas.microsoft.com/office/word/2010/wordml" xmlns:w15="http://schemas.microsoft.com/office/word/2012/wordml" mc:Ignorable="w14 w15">
   <w:docDefaults>
     <w:rPrDefault>
       <w:rPr>
         <w:rFonts w:asciiTheme="minorHAnsi" w:eastAsiaTheme="minorEastAsia" w:hAnsiTheme="minorHAnsi" w:cstheme="minorBidi"/>
         <w:sz w:val="22"/>
         <w:szCs w:val="22"/>
-        <w:lang w:val="ru-UA" w:eastAsia="ru-UA" w:bidi="ar-SA"/>
+        <w:lang w:val="aa-ET" w:eastAsia="aa-ET" w:bidi="ar-SA"/>
       </w:rPr>
     </w:rPrDefault>
     <w:pPrDefault>
@@ -19982,7 +19472,7 @@
       </w:pPr>
     </w:pPrDefault>
   </w:docDefaults>
-  <w:latentStyles w:defLockedState="0" w:defUIPriority="99" w:defSemiHidden="0" w:defUnhideWhenUsed="0" w:defQFormat="0" w:count="375">
+  <w:latentStyles w:defLockedState="0" w:defUIPriority="99" w:defSemiHidden="0" w:defUnhideWhenUsed="0" w:defQFormat="0" w:count="371">
     <w:lsdException w:name="Normal" w:uiPriority="0" w:qFormat="1"/>
     <w:lsdException w:name="heading 1" w:uiPriority="9" w:qFormat="1"/>
     <w:lsdException w:name="heading 2" w:semiHidden="1" w:uiPriority="9" w:unhideWhenUsed="1" w:qFormat="1"/>
@@ -20354,10 +19844,6 @@
     <w:lsdException w:name="List Table 5 Dark Accent 6" w:uiPriority="50"/>
     <w:lsdException w:name="List Table 6 Colorful Accent 6" w:uiPriority="51"/>
     <w:lsdException w:name="List Table 7 Colorful Accent 6" w:uiPriority="52"/>
-    <w:lsdException w:name="Mention" w:semiHidden="1" w:unhideWhenUsed="1"/>
-    <w:lsdException w:name="Smart Hyperlink" w:semiHidden="1" w:unhideWhenUsed="1"/>
-    <w:lsdException w:name="Hashtag" w:semiHidden="1" w:unhideWhenUsed="1"/>
-    <w:lsdException w:name="Unresolved Mention" w:semiHidden="1" w:unhideWhenUsed="1"/>
   </w:latentStyles>
   <w:style w:type="paragraph" w:default="1" w:styleId="a">
     <w:name w:val="Normal"/>
@@ -20551,15 +20037,12 @@
   <w:style w:type="paragraph" w:customStyle="1" w:styleId="B5FF24556FF04058845D4306FB2F8077">
     <w:name w:val="B5FF24556FF04058845D4306FB2F8077"/>
     <w:rsid w:val="001E1EA6"/>
-    <w:rPr>
-      <w:lang w:val="ru-UA" w:eastAsia="ru-UA"/>
-    </w:rPr>
   </w:style>
 </w:styles>
 </file>
 
 <file path=word/glossary/webSettings.xml><?xml version="1.0" encoding="utf-8"?>
-<w:webSettings xmlns:mc="http://schemas.openxmlformats.org/markup-compatibility/2006" xmlns:r="http://schemas.openxmlformats.org/officeDocument/2006/relationships" xmlns:w="http://schemas.openxmlformats.org/wordprocessingml/2006/main" xmlns:w14="http://schemas.microsoft.com/office/word/2010/wordml" xmlns:w15="http://schemas.microsoft.com/office/word/2012/wordml" xmlns:w16cid="http://schemas.microsoft.com/office/word/2016/wordml/cid" xmlns:w16se="http://schemas.microsoft.com/office/word/2015/wordml/symex" mc:Ignorable="w14 w15 w16se w16cid">
+<w:webSettings xmlns:mc="http://schemas.openxmlformats.org/markup-compatibility/2006" xmlns:r="http://schemas.openxmlformats.org/officeDocument/2006/relationships" xmlns:w="http://schemas.openxmlformats.org/wordprocessingml/2006/main" xmlns:w14="http://schemas.microsoft.com/office/word/2010/wordml" xmlns:w15="http://schemas.microsoft.com/office/word/2012/wordml" mc:Ignorable="w14 w15">
   <w:optimizeForBrowser/>
   <w:allowPNG/>
 </w:webSettings>
